--- a/public/templates/sk-gty-template.docx
+++ b/public/templates/sk-gty-template.docx
@@ -5869,7 +5869,208 @@
         </w:rPr>
       </w:pPr>
     </w:p>
-    <w:bookmarkEnd w:id="0"/>
+    <w:tbl>
+      <w:tblPr>
+        <w:tblStyle w:val="TableGrid"/>
+        <w:tblW w:w="0" w:type="auto"/>
+        <w:tblBorders>
+          <w:top w:val="none" w:sz="0" w:space="0" w:color="auto"/>
+          <w:left w:val="none" w:sz="0" w:space="0" w:color="auto"/>
+          <w:bottom w:val="none" w:sz="0" w:space="0" w:color="auto"/>
+          <w:right w:val="none" w:sz="0" w:space="0" w:color="auto"/>
+          <w:insideH w:val="none" w:sz="0" w:space="0" w:color="auto"/>
+          <w:insideV w:val="none" w:sz="0" w:space="0" w:color="auto"/>
+        </w:tblBorders>
+        <w:tblLook w:val="04A0" w:firstRow="1" w:lastRow="0" w:firstColumn="1" w:lastColumn="0" w:noHBand="0" w:noVBand="1"/>
+      </w:tblPr>
+      <w:tblGrid>
+        <w:gridCol w:w="5378"/>
+        <w:gridCol w:w="5378"/>
+      </w:tblGrid>
+      <w:tr>
+        <w:tc>
+          <w:tcPr>
+            <w:tcW w:w="5378" w:type="dxa"/>
+          </w:tcPr>
+          <w:bookmarkEnd w:id="0"/>
+          <w:p>
+            <w:pPr>
+              <w:spacing w:after="0" w:line="240" w:lineRule="auto"/>
+              <w:rPr>
+                <w:rFonts w:ascii="Arial Narrow" w:hAnsi="Arial Narrow" w:cs="Times New Roman"/>
+                <w:sz w:val="20"/>
+                <w:szCs w:val="20"/>
+              </w:rPr>
+            </w:pPr>
+            <w:r>
+              <w:rPr>
+                <w:rFonts w:ascii="Arial Narrow" w:hAnsi="Arial Narrow" w:cs="Times New Roman"/>
+                <w:sz w:val="20"/>
+                <w:szCs w:val="20"/>
+              </w:rPr>
+              <w:t>Tembusan dikrim Kepada Yth.</w:t>
+            </w:r>
+          </w:p>
+          <w:p>
+            <w:pPr>
+              <w:pStyle w:val="ListParagraph"/>
+              <w:numPr>
+                <w:ilvl w:val="0"/>
+                <w:numId w:val="1"/>
+              </w:numPr>
+              <w:spacing w:after="0" w:line="240" w:lineRule="auto"/>
+              <w:rPr>
+                <w:rFonts w:ascii="Arial Narrow" w:hAnsi="Arial Narrow" w:cs="Times New Roman"/>
+                <w:sz w:val="20"/>
+                <w:szCs w:val="20"/>
+              </w:rPr>
+            </w:pPr>
+            <w:r>
+              <w:rPr>
+                <w:rFonts w:ascii="Arial Narrow" w:hAnsi="Arial Narrow" w:cs="Times New Roman"/>
+                <w:sz w:val="20"/>
+                <w:szCs w:val="20"/>
+                <w:lang w:val="en-US"/>
+              </w:rPr>
+              <w:t>LP Ma’arif NU PWNU</w:t>
+            </w:r>
+            <w:r>
+              <w:rPr>
+                <w:rFonts w:ascii="Arial Narrow" w:hAnsi="Arial Narrow" w:cs="Times New Roman"/>
+                <w:sz w:val="20"/>
+                <w:szCs w:val="20"/>
+              </w:rPr>
+              <w:t xml:space="preserve"> Jawa Tengah </w:t>
+            </w:r>
+          </w:p>
+          <w:p>
+            <w:pPr>
+              <w:pStyle w:val="ListParagraph"/>
+              <w:numPr>
+                <w:ilvl w:val="0"/>
+                <w:numId w:val="1"/>
+              </w:numPr>
+              <w:spacing w:after="0" w:line="240" w:lineRule="auto"/>
+              <w:rPr>
+                <w:rFonts w:ascii="Arial Narrow" w:hAnsi="Arial Narrow" w:cs="Times New Roman"/>
+                <w:sz w:val="20"/>
+                <w:szCs w:val="20"/>
+              </w:rPr>
+            </w:pPr>
+            <w:r>
+              <w:rPr>
+                <w:rFonts w:ascii="Arial Narrow" w:hAnsi="Arial Narrow" w:cs="Times New Roman"/>
+                <w:sz w:val="20"/>
+                <w:szCs w:val="20"/>
+              </w:rPr>
+              <w:t>Pengurus Cabang NU Kabupaten Cilacap</w:t>
+            </w:r>
+          </w:p>
+          <w:p>
+            <w:pPr>
+              <w:pStyle w:val="ListParagraph"/>
+              <w:numPr>
+                <w:ilvl w:val="0"/>
+                <w:numId w:val="1"/>
+              </w:numPr>
+              <w:spacing w:after="0" w:line="240" w:lineRule="auto"/>
+              <w:rPr>
+                <w:rFonts w:ascii="Arial Narrow" w:hAnsi="Arial Narrow" w:cs="Times New Roman"/>
+                <w:noProof/>
+                <w:sz w:val="20"/>
+                <w:szCs w:val="20"/>
+              </w:rPr>
+            </w:pPr>
+            <w:r>
+              <w:rPr>
+                <w:rFonts w:ascii="Arial Narrow" w:hAnsi="Arial Narrow" w:cs="Times New Roman"/>
+                <w:sz w:val="20"/>
+                <w:szCs w:val="20"/>
+              </w:rPr>
+              <w:t xml:space="preserve">LP Ma’arif NU </w:t>
+            </w:r>
+            <w:r>
+              <w:rPr>
+                <w:rFonts w:ascii="Arial Narrow" w:hAnsi="Arial Narrow" w:cs="Times New Roman"/>
+                <w:sz w:val="20"/>
+                <w:szCs w:val="20"/>
+                <w:lang w:val="en-US"/>
+              </w:rPr>
+              <w:t xml:space="preserve">MWCNU {KECAMATAN}                                                                                                    </w:t>
+            </w:r>
+          </w:p>
+          <w:p>
+            <w:pPr>
+              <w:pStyle w:val="ListParagraph"/>
+              <w:numPr>
+                <w:ilvl w:val="0"/>
+                <w:numId w:val="1"/>
+              </w:numPr>
+              <w:spacing w:after="0" w:line="240" w:lineRule="auto"/>
+              <w:rPr>
+                <w:rFonts w:ascii="Arial Narrow" w:hAnsi="Arial Narrow" w:cs="Times New Roman"/>
+                <w:noProof/>
+                <w:sz w:val="20"/>
+                <w:szCs w:val="20"/>
+              </w:rPr>
+            </w:pPr>
+            <w:r>
+              <w:rPr>
+                <w:rFonts w:ascii="Arial Narrow" w:hAnsi="Arial Narrow" w:cs="Times New Roman"/>
+                <w:sz w:val="20"/>
+                <w:szCs w:val="20"/>
+              </w:rPr>
+              <w:t xml:space="preserve">Kepala </w:t>
+            </w:r>
+            <w:r>
+              <w:rPr>
+                <w:rFonts w:ascii="Arial Narrow" w:hAnsi="Arial Narrow" w:cs="Times New Roman"/>
+                <w:sz w:val="20"/>
+                <w:szCs w:val="20"/>
+              </w:rPr>
+              <w:t>{UNIT KERJA}</w:t>
+            </w:r>
+          </w:p>
+          <w:p>
+            <w:pPr>
+              <w:pStyle w:val="ListParagraph"/>
+              <w:numPr>
+                <w:ilvl w:val="0"/>
+                <w:numId w:val="1"/>
+              </w:numPr>
+              <w:spacing w:after="0" w:line="240" w:lineRule="auto"/>
+            </w:pPr>
+            <w:r>
+              <w:rPr>
+                <w:rFonts w:ascii="Arial Narrow" w:hAnsi="Arial Narrow" w:cs="Times New Roman"/>
+                <w:sz w:val="20"/>
+                <w:szCs w:val="20"/>
+              </w:rPr>
+              <w:t>Arsip</w:t>
+            </w:r>
+          </w:p>
+        </w:tc>
+        <w:tc>
+          <w:tcPr>
+            <w:tcW w:w="5378" w:type="dxa"/>
+          </w:tcPr>
+          <w:p>
+            <w:pPr>
+              <w:spacing w:after="0" w:line="240" w:lineRule="auto"/>
+              <w:jc w:val="right"/>
+              <w:rPr>
+                <w:rFonts w:ascii="Arial Narrow" w:hAnsi="Arial Narrow" w:cs="Times New Roman"/>
+                <w:sz w:val="20"/>
+                <w:szCs w:val="20"/>
+              </w:rPr>
+            </w:pPr>
+            <w:r>
+              <w:t>{%qrcode}</w:t>
+            </w:r>
+          </w:p>
+        </w:tc>
+      </w:tr>
+    </w:tbl>
     <w:p>
       <w:pPr>
         <w:spacing w:after="0" w:line="240" w:lineRule="auto"/>
@@ -5880,193 +6081,7 @@
         </w:rPr>
       </w:pPr>
       <w:r>
-        <w:rPr>
-          <w:rFonts w:ascii="Arial Narrow" w:hAnsi="Arial Narrow" w:cs="Times New Roman"/>
-          <w:sz w:val="20"/>
-          <w:szCs w:val="20"/>
-        </w:rPr>
-        <w:t>Tembusan dikrim Kepada Yth.</w:t>
-      </w:r>
-    </w:p>
-    <w:p>
-      <w:pPr>
-        <w:pStyle w:val="ListParagraph"/>
-        <w:numPr>
-          <w:ilvl w:val="0"/>
-          <w:numId w:val="1"/>
-        </w:numPr>
-        <w:spacing w:after="0" w:line="240" w:lineRule="auto"/>
-        <w:rPr>
-          <w:rFonts w:ascii="Arial Narrow" w:hAnsi="Arial Narrow" w:cs="Times New Roman"/>
-          <w:sz w:val="20"/>
-          <w:szCs w:val="20"/>
-        </w:rPr>
-      </w:pPr>
-      <w:r>
-        <w:rPr>
-          <w:rFonts w:ascii="Arial Narrow" w:hAnsi="Arial Narrow" w:cs="Times New Roman"/>
-          <w:sz w:val="20"/>
-          <w:szCs w:val="20"/>
-          <w:lang w:val="en-US"/>
-        </w:rPr>
-        <w:t>LP Ma’arif NU PWNU</w:t>
-      </w:r>
-      <w:r>
-        <w:rPr>
-          <w:rFonts w:ascii="Arial Narrow" w:hAnsi="Arial Narrow" w:cs="Times New Roman"/>
-          <w:sz w:val="20"/>
-          <w:szCs w:val="20"/>
-        </w:rPr>
-        <w:t xml:space="preserve"> Jawa Tengah </w:t>
-      </w:r>
-    </w:p>
-    <w:p>
-      <w:pPr>
-        <w:pStyle w:val="ListParagraph"/>
-        <w:numPr>
-          <w:ilvl w:val="0"/>
-          <w:numId w:val="1"/>
-        </w:numPr>
-        <w:spacing w:after="0" w:line="240" w:lineRule="auto"/>
-        <w:rPr>
-          <w:rFonts w:ascii="Arial Narrow" w:hAnsi="Arial Narrow" w:cs="Times New Roman"/>
-          <w:sz w:val="20"/>
-          <w:szCs w:val="20"/>
-        </w:rPr>
-      </w:pPr>
-      <w:r>
-        <w:rPr>
-          <w:rFonts w:ascii="Arial Narrow" w:hAnsi="Arial Narrow" w:cs="Times New Roman"/>
-          <w:sz w:val="20"/>
-          <w:szCs w:val="20"/>
-        </w:rPr>
-        <w:t>Pengurus Cabang NU Kabupaten Cilacap</w:t>
-      </w:r>
-    </w:p>
-    <w:p>
-      <w:pPr>
-        <w:pStyle w:val="ListParagraph"/>
-        <w:numPr>
-          <w:ilvl w:val="0"/>
-          <w:numId w:val="1"/>
-        </w:numPr>
-        <w:spacing w:after="0" w:line="240" w:lineRule="auto"/>
-        <w:rPr>
-          <w:rFonts w:ascii="Arial Narrow" w:hAnsi="Arial Narrow" w:cs="Times New Roman"/>
-          <w:noProof/>
-          <w:sz w:val="20"/>
-          <w:szCs w:val="20"/>
-        </w:rPr>
-      </w:pPr>
-      <w:r>
-        <w:rPr>
-          <w:rFonts w:ascii="Arial Narrow" w:hAnsi="Arial Narrow" w:cs="Times New Roman"/>
-          <w:sz w:val="20"/>
-          <w:szCs w:val="20"/>
-        </w:rPr>
-        <w:t xml:space="preserve">LP Ma’arif NU </w:t>
-      </w:r>
-      <w:r>
-        <w:rPr>
-          <w:rFonts w:ascii="Arial Narrow" w:hAnsi="Arial Narrow" w:cs="Times New Roman"/>
-          <w:sz w:val="20"/>
-          <w:szCs w:val="20"/>
-          <w:lang w:val="en-US"/>
-        </w:rPr>
-        <w:t xml:space="preserve">MWCNU </w:t>
-      </w:r>
-      <w:r>
-        <w:rPr>
-          <w:rFonts w:ascii="Arial Narrow" w:hAnsi="Arial Narrow" w:cs="Times New Roman"/>
-          <w:sz w:val="20"/>
-          <w:szCs w:val="20"/>
-          <w:lang w:val="en-US"/>
-        </w:rPr>
-        <w:t>{K</w:t>
-      </w:r>
-      <w:r>
-        <w:rPr>
-          <w:rFonts w:ascii="Arial Narrow" w:hAnsi="Arial Narrow" w:cs="Times New Roman"/>
-          <w:sz w:val="20"/>
-          <w:szCs w:val="20"/>
-          <w:lang w:val="en-US"/>
-        </w:rPr>
-        <w:t>ECAMATAN</w:t>
-      </w:r>
-      <w:r>
-        <w:rPr>
-          <w:rFonts w:ascii="Arial Narrow" w:hAnsi="Arial Narrow" w:cs="Times New Roman"/>
-          <w:sz w:val="20"/>
-          <w:szCs w:val="20"/>
-          <w:lang w:val="en-US"/>
-        </w:rPr>
-        <w:t>}</w:t>
-      </w:r>
-    </w:p>
-    <w:p>
-      <w:pPr>
-        <w:pStyle w:val="ListParagraph"/>
-        <w:numPr>
-          <w:ilvl w:val="0"/>
-          <w:numId w:val="1"/>
-        </w:numPr>
-        <w:spacing w:after="0" w:line="240" w:lineRule="auto"/>
-        <w:rPr>
-          <w:rFonts w:ascii="Arial Narrow" w:hAnsi="Arial Narrow" w:cs="Times New Roman"/>
-          <w:noProof/>
-          <w:sz w:val="20"/>
-          <w:szCs w:val="20"/>
-        </w:rPr>
-      </w:pPr>
-      <w:r>
-        <w:rPr>
-          <w:rFonts w:ascii="Arial Narrow" w:hAnsi="Arial Narrow" w:cs="Times New Roman"/>
-          <w:sz w:val="20"/>
-          <w:szCs w:val="20"/>
-        </w:rPr>
-        <w:t xml:space="preserve">Kepala </w:t>
-      </w:r>
-      <w:r>
-        <w:rPr>
-          <w:rFonts w:ascii="Arial Narrow" w:hAnsi="Arial Narrow" w:cs="Times New Roman"/>
-          <w:sz w:val="20"/>
-          <w:szCs w:val="20"/>
-        </w:rPr>
-        <w:t>{U</w:t>
-      </w:r>
-      <w:r>
-        <w:rPr>
-          <w:rFonts w:ascii="Arial Narrow" w:hAnsi="Arial Narrow" w:cs="Times New Roman"/>
-          <w:sz w:val="20"/>
-          <w:szCs w:val="20"/>
-        </w:rPr>
-        <w:t>NIT KERJA</w:t>
-      </w:r>
-      <w:r>
-        <w:rPr>
-          <w:rFonts w:ascii="Arial Narrow" w:hAnsi="Arial Narrow" w:cs="Times New Roman"/>
-          <w:sz w:val="20"/>
-          <w:szCs w:val="20"/>
-        </w:rPr>
-        <w:t>}</w:t>
-      </w:r>
-    </w:p>
-    <w:p>
-      <w:pPr>
-        <w:pStyle w:val="ListParagraph"/>
-        <w:numPr>
-          <w:ilvl w:val="0"/>
-          <w:numId w:val="1"/>
-        </w:numPr>
-        <w:spacing w:after="0" w:line="240" w:lineRule="auto"/>
-      </w:pPr>
-      <w:r>
-        <w:rPr>
-          <w:rFonts w:ascii="Arial Narrow" w:hAnsi="Arial Narrow" w:cs="Times New Roman"/>
-          <w:sz w:val="20"/>
-          <w:szCs w:val="20"/>
-        </w:rPr>
-        <w:t>Arsip</w:t>
+        <w:t xml:space="preserve">                                                                                                                                                             </w:t>
       </w:r>
     </w:p>
     <w:sectPr>
@@ -6275,6 +6290,7 @@
       </w:rPr>
       <w:t xml:space="preserve"> I/36 </w:t>
     </w:r>
+    <w:proofErr w:type="spellStart"/>
     <w:r>
       <w:rPr>
         <w:rFonts w:ascii="Arial Narrow" w:hAnsi="Arial Narrow"/>
@@ -6283,7 +6299,40 @@
         <w:szCs w:val="20"/>
         <w:lang w:val="en-US"/>
       </w:rPr>
-      <w:t>Kel.Sidanegara Kec. C</w:t>
+      <w:t>Kel.Sidanegara</w:t>
+    </w:r>
+    <w:proofErr w:type="spellEnd"/>
+    <w:r>
+      <w:rPr>
+        <w:rFonts w:ascii="Arial Narrow" w:hAnsi="Arial Narrow"/>
+        <w:color w:val="000000" w:themeColor="text1"/>
+        <w:sz w:val="20"/>
+        <w:szCs w:val="20"/>
+        <w:lang w:val="en-US"/>
+      </w:rPr>
+      <w:t xml:space="preserve"> </w:t>
+    </w:r>
+    <w:proofErr w:type="spellStart"/>
+    <w:r>
+      <w:rPr>
+        <w:rFonts w:ascii="Arial Narrow" w:hAnsi="Arial Narrow"/>
+        <w:color w:val="000000" w:themeColor="text1"/>
+        <w:sz w:val="20"/>
+        <w:szCs w:val="20"/>
+        <w:lang w:val="en-US"/>
+      </w:rPr>
+      <w:t>Kec</w:t>
+    </w:r>
+    <w:proofErr w:type="spellEnd"/>
+    <w:r>
+      <w:rPr>
+        <w:rFonts w:ascii="Arial Narrow" w:hAnsi="Arial Narrow"/>
+        <w:color w:val="000000" w:themeColor="text1"/>
+        <w:sz w:val="20"/>
+        <w:szCs w:val="20"/>
+        <w:lang w:val="en-US"/>
+      </w:rPr>
+      <w:t>. C</w:t>
     </w:r>
     <w:r>
       <w:rPr>
@@ -6302,7 +6351,29 @@
         <w:szCs w:val="20"/>
         <w:lang w:val="en-US"/>
       </w:rPr>
-      <w:t xml:space="preserve"> Tengah kab. Cilacap</w:t>
+      <w:t xml:space="preserve"> Tengah </w:t>
+    </w:r>
+    <w:proofErr w:type="spellStart"/>
+    <w:r>
+      <w:rPr>
+        <w:rFonts w:ascii="Arial Narrow" w:hAnsi="Arial Narrow"/>
+        <w:color w:val="000000" w:themeColor="text1"/>
+        <w:sz w:val="20"/>
+        <w:szCs w:val="20"/>
+        <w:lang w:val="en-US"/>
+      </w:rPr>
+      <w:t>kab</w:t>
+    </w:r>
+    <w:proofErr w:type="spellEnd"/>
+    <w:r>
+      <w:rPr>
+        <w:rFonts w:ascii="Arial Narrow" w:hAnsi="Arial Narrow"/>
+        <w:color w:val="000000" w:themeColor="text1"/>
+        <w:sz w:val="20"/>
+        <w:szCs w:val="20"/>
+        <w:lang w:val="en-US"/>
+      </w:rPr>
+      <w:t>. Cilacap</w:t>
     </w:r>
     <w:r>
       <w:rPr>
@@ -6619,8 +6690,8 @@
   <w:abstractNum w:abstractNumId="0" w15:restartNumberingAfterBreak="0">
     <w:nsid w:val="17BD7453"/>
     <w:multiLevelType w:val="hybridMultilevel"/>
-    <w:tmpl w:val="C506EBEE"/>
-    <w:lvl w:ilvl="0" w:tplc="0409000F">
+    <w:tmpl w:val="F7181D0C"/>
+    <w:lvl w:ilvl="0" w:tplc="AF6EA88E">
       <w:start w:val="1"/>
       <w:numFmt w:val="decimal"/>
       <w:lvlText w:val="%1."/>
@@ -6628,6 +6699,11 @@
       <w:pPr>
         <w:ind w:left="1080" w:hanging="360"/>
       </w:pPr>
+      <w:rPr>
+        <w:rFonts w:ascii="Arial Narrow" w:hAnsi="Arial Narrow" w:hint="default"/>
+        <w:sz w:val="20"/>
+        <w:szCs w:val="20"/>
+      </w:rPr>
     </w:lvl>
     <w:lvl w:ilvl="1" w:tplc="04090019" w:tentative="1">
       <w:start w:val="1"/>
@@ -12985,6 +13061,12 @@
   <wne:recipientData>
     <wne:active wne:val="1"/>
     <wne:hash wne:val="2117494965"/>
+  </wne:recipientData>
+  <wne:recipientData>
+    <wne:active wne:val="1"/>
+  </wne:recipientData>
+  <wne:recipientData>
+    <wne:active wne:val="1"/>
   </wne:recipientData>
   <wne:recipientData>
     <wne:active wne:val="1"/>
@@ -13546,6 +13628,25 @@
       <w:lang w:val="id-ID"/>
     </w:rPr>
   </w:style>
+  <w:style w:type="table" w:styleId="TableGrid">
+    <w:name w:val="Table Grid"/>
+    <w:basedOn w:val="TableNormal"/>
+    <w:uiPriority w:val="39"/>
+    <w:rsid w:val="00D4505E"/>
+    <w:pPr>
+      <w:spacing w:after="0" w:line="240" w:lineRule="auto"/>
+    </w:pPr>
+    <w:tblPr>
+      <w:tblBorders>
+        <w:top w:val="single" w:sz="4" w:space="0" w:color="auto"/>
+        <w:left w:val="single" w:sz="4" w:space="0" w:color="auto"/>
+        <w:bottom w:val="single" w:sz="4" w:space="0" w:color="auto"/>
+        <w:right w:val="single" w:sz="4" w:space="0" w:color="auto"/>
+        <w:insideH w:val="single" w:sz="4" w:space="0" w:color="auto"/>
+        <w:insideV w:val="single" w:sz="4" w:space="0" w:color="auto"/>
+      </w:tblBorders>
+    </w:tblPr>
+  </w:style>
 </w:styles>
 </file>
 

--- a/public/templates/sk-gty-template.docx
+++ b/public/templates/sk-gty-template.docx
@@ -4976,9 +4976,9 @@
                 <w:color w:val="000000"/>
                 <w:sz w:val="20"/>
                 <w:szCs w:val="20"/>
-                <w:lang w:val="en-US" w:eastAsia="ko-KR"/>
-              </w:rPr>
-              <w:t>{TANGGAL &gt; 1 TAHUN SEJAK PENETAPAN}</w:t>
+                <w:lang w:eastAsia="ko-KR"/>
+              </w:rPr>
+              <w:t>{TANGGAL_BERAKHIR}</w:t>
             </w:r>
             <w:r>
               <w:rPr>
@@ -13083,6 +13083,9 @@
   <wne:recipientData>
     <wne:active wne:val="1"/>
   </wne:recipientData>
+  <wne:recipientData>
+    <wne:active wne:val="1"/>
+  </wne:recipientData>
 </wne:recipients>
 </file>
 
@@ -13495,7 +13498,6 @@
   <w:style w:type="character" w:default="1" w:styleId="DefaultParagraphFont">
     <w:name w:val="Default Paragraph Font"/>
     <w:uiPriority w:val="1"/>
-    <w:semiHidden/>
     <w:unhideWhenUsed/>
   </w:style>
   <w:style w:type="table" w:default="1" w:styleId="TableNormal">

--- a/public/templates/sk-gty-template.docx
+++ b/public/templates/sk-gty-template.docx
@@ -5987,16 +5987,31 @@
                 <w:sz w:val="20"/>
                 <w:szCs w:val="20"/>
               </w:rPr>
-              <w:t xml:space="preserve">LP Ma’arif NU </w:t>
+              <w:t xml:space="preserve">Perwakilan </w:t>
             </w:r>
             <w:r>
               <w:rPr>
                 <w:rFonts w:ascii="Arial Narrow" w:hAnsi="Arial Narrow" w:cs="Times New Roman"/>
                 <w:sz w:val="20"/>
                 <w:szCs w:val="20"/>
-                <w:lang w:val="en-US"/>
-              </w:rPr>
-              <w:t xml:space="preserve">MWCNU {KECAMATAN}                                                                                                    </w:t>
+              </w:rPr>
+              <w:t>MWC</w:t>
+            </w:r>
+            <w:r>
+              <w:rPr>
+                <w:rFonts w:ascii="Arial Narrow" w:hAnsi="Arial Narrow" w:cs="Times New Roman"/>
+                <w:sz w:val="20"/>
+                <w:szCs w:val="20"/>
+              </w:rPr>
+              <w:t xml:space="preserve"> LP Ma’arif </w:t>
+            </w:r>
+            <w:r>
+              <w:rPr>
+                <w:rFonts w:ascii="Arial Narrow" w:hAnsi="Arial Narrow" w:cs="Times New Roman"/>
+                <w:sz w:val="20"/>
+                <w:szCs w:val="20"/>
+              </w:rPr>
+              <w:t xml:space="preserve">NU {KECAMATAN}                                                                                                    </w:t>
             </w:r>
           </w:p>
           <w:p>
@@ -6039,10 +6054,55 @@
                 <w:numId w:val="1"/>
               </w:numPr>
               <w:spacing w:after="0" w:line="240" w:lineRule="auto"/>
+              <w:rPr>
+                <w:rFonts w:ascii="Arial Narrow" w:hAnsi="Arial Narrow" w:cs="Times New Roman"/>
+                <w:noProof/>
+                <w:sz w:val="20"/>
+                <w:szCs w:val="20"/>
+              </w:rPr>
             </w:pPr>
             <w:r>
               <w:rPr>
                 <w:rFonts w:ascii="Arial Narrow" w:hAnsi="Arial Narrow" w:cs="Times New Roman"/>
+                <w:sz w:val="20"/>
+                <w:szCs w:val="20"/>
+              </w:rPr>
+              <w:t>BP3MNU</w:t>
+            </w:r>
+            <w:r>
+              <w:rPr>
+                <w:rFonts w:ascii="Arial Narrow" w:hAnsi="Arial Narrow" w:cs="Times New Roman"/>
+                <w:sz w:val="20"/>
+                <w:szCs w:val="20"/>
+              </w:rPr>
+              <w:t xml:space="preserve"> </w:t>
+            </w:r>
+            <w:r>
+              <w:rPr>
+                <w:rFonts w:ascii="Arial Narrow" w:hAnsi="Arial Narrow" w:cs="Times New Roman"/>
+                <w:sz w:val="20"/>
+                <w:szCs w:val="20"/>
+              </w:rPr>
+              <w:t>{UNIT KERJA}</w:t>
+            </w:r>
+          </w:p>
+          <w:p>
+            <w:pPr>
+              <w:pStyle w:val="ListParagraph"/>
+              <w:numPr>
+                <w:ilvl w:val="0"/>
+                <w:numId w:val="1"/>
+              </w:numPr>
+              <w:spacing w:after="0" w:line="240" w:lineRule="auto"/>
+              <w:rPr>
+                <w:rFonts w:ascii="Arial Narrow" w:hAnsi="Arial Narrow"/>
+                <w:sz w:val="20"/>
+                <w:szCs w:val="20"/>
+              </w:rPr>
+            </w:pPr>
+            <w:r>
+              <w:rPr>
+                <w:rFonts w:ascii="Arial Narrow" w:hAnsi="Arial Narrow"/>
                 <w:sz w:val="20"/>
                 <w:szCs w:val="20"/>
               </w:rPr>
@@ -13086,6 +13146,9 @@
   <wne:recipientData>
     <wne:active wne:val="1"/>
   </wne:recipientData>
+  <wne:recipientData>
+    <wne:active wne:val="1"/>
+  </wne:recipientData>
 </wne:recipients>
 </file>
 
@@ -13498,6 +13561,7 @@
   <w:style w:type="character" w:default="1" w:styleId="DefaultParagraphFont">
     <w:name w:val="Default Paragraph Font"/>
     <w:uiPriority w:val="1"/>
+    <w:semiHidden/>
     <w:unhideWhenUsed/>
   </w:style>
   <w:style w:type="table" w:default="1" w:styleId="TableNormal">

--- a/public/templates/sk-gty-template.docx
+++ b/public/templates/sk-gty-template.docx
@@ -36,7 +36,6 @@
           <w:bCs/>
           <w:sz w:val="20"/>
           <w:szCs w:val="20"/>
-          <w:lang w:val="en-US"/>
         </w:rPr>
       </w:pPr>
       <w:r>
@@ -132,7 +131,7 @@
           <w:sz w:val="20"/>
           <w:szCs w:val="20"/>
         </w:rPr>
-        <w:t>TANGGAL</w:t>
+        <w:t>PERIODE</w:t>
       </w:r>
       <w:r>
         <w:rPr>
@@ -6350,7 +6349,6 @@
       </w:rPr>
       <w:t xml:space="preserve"> I/36 </w:t>
     </w:r>
-    <w:proofErr w:type="spellStart"/>
     <w:r>
       <w:rPr>
         <w:rFonts w:ascii="Arial Narrow" w:hAnsi="Arial Narrow"/>
@@ -6359,40 +6357,7 @@
         <w:szCs w:val="20"/>
         <w:lang w:val="en-US"/>
       </w:rPr>
-      <w:t>Kel.Sidanegara</w:t>
-    </w:r>
-    <w:proofErr w:type="spellEnd"/>
-    <w:r>
-      <w:rPr>
-        <w:rFonts w:ascii="Arial Narrow" w:hAnsi="Arial Narrow"/>
-        <w:color w:val="000000" w:themeColor="text1"/>
-        <w:sz w:val="20"/>
-        <w:szCs w:val="20"/>
-        <w:lang w:val="en-US"/>
-      </w:rPr>
-      <w:t xml:space="preserve"> </w:t>
-    </w:r>
-    <w:proofErr w:type="spellStart"/>
-    <w:r>
-      <w:rPr>
-        <w:rFonts w:ascii="Arial Narrow" w:hAnsi="Arial Narrow"/>
-        <w:color w:val="000000" w:themeColor="text1"/>
-        <w:sz w:val="20"/>
-        <w:szCs w:val="20"/>
-        <w:lang w:val="en-US"/>
-      </w:rPr>
-      <w:t>Kec</w:t>
-    </w:r>
-    <w:proofErr w:type="spellEnd"/>
-    <w:r>
-      <w:rPr>
-        <w:rFonts w:ascii="Arial Narrow" w:hAnsi="Arial Narrow"/>
-        <w:color w:val="000000" w:themeColor="text1"/>
-        <w:sz w:val="20"/>
-        <w:szCs w:val="20"/>
-        <w:lang w:val="en-US"/>
-      </w:rPr>
-      <w:t>. C</w:t>
+      <w:t>Kel.Sidanegara Kec. C</w:t>
     </w:r>
     <w:r>
       <w:rPr>
@@ -6411,29 +6376,7 @@
         <w:szCs w:val="20"/>
         <w:lang w:val="en-US"/>
       </w:rPr>
-      <w:t xml:space="preserve"> Tengah </w:t>
-    </w:r>
-    <w:proofErr w:type="spellStart"/>
-    <w:r>
-      <w:rPr>
-        <w:rFonts w:ascii="Arial Narrow" w:hAnsi="Arial Narrow"/>
-        <w:color w:val="000000" w:themeColor="text1"/>
-        <w:sz w:val="20"/>
-        <w:szCs w:val="20"/>
-        <w:lang w:val="en-US"/>
-      </w:rPr>
-      <w:t>kab</w:t>
-    </w:r>
-    <w:proofErr w:type="spellEnd"/>
-    <w:r>
-      <w:rPr>
-        <w:rFonts w:ascii="Arial Narrow" w:hAnsi="Arial Narrow"/>
-        <w:color w:val="000000" w:themeColor="text1"/>
-        <w:sz w:val="20"/>
-        <w:szCs w:val="20"/>
-        <w:lang w:val="en-US"/>
-      </w:rPr>
-      <w:t>. Cilacap</w:t>
+      <w:t xml:space="preserve"> Tengah kab. Cilacap</w:t>
     </w:r>
     <w:r>
       <w:rPr>
@@ -13121,6 +13064,9 @@
   <wne:recipientData>
     <wne:active wne:val="1"/>
     <wne:hash wne:val="2117494965"/>
+  </wne:recipientData>
+  <wne:recipientData>
+    <wne:active wne:val="1"/>
   </wne:recipientData>
   <wne:recipientData>
     <wne:active wne:val="1"/>

--- a/public/templates/sk-gty-template.docx
+++ b/public/templates/sk-gty-template.docx
@@ -49,12 +49,12 @@
       </w:r>
       <w:r>
         <w:rPr>
-          <w:rFonts w:ascii="Arial Narrow" w:hAnsi="Arial Narrow" w:cs="Times New Roman"/>
+          <w:rFonts w:ascii="Consolas" w:hAnsi="Consolas" w:cs="Times New Roman"/>
           <w:b/>
           <w:sz w:val="20"/>
           <w:szCs w:val="20"/>
         </w:rPr>
-        <w:t>{</w:t>
+        <w:t>{NOMOR}</w:t>
       </w:r>
       <w:r>
         <w:rPr>
@@ -82,26 +82,6 @@
           <w:szCs w:val="20"/>
         </w:rPr>
         <w:fldChar w:fldCharType="separate"/>
-      </w:r>
-      <w:r>
-        <w:rPr>
-          <w:rFonts w:ascii="Consolas" w:hAnsi="Consolas" w:cs="Times New Roman"/>
-          <w:b/>
-          <w:noProof/>
-          <w:sz w:val="20"/>
-          <w:szCs w:val="20"/>
-        </w:rPr>
-        <w:t>NOMOR</w:t>
-      </w:r>
-      <w:r>
-        <w:rPr>
-          <w:rFonts w:ascii="Consolas" w:hAnsi="Consolas" w:cs="Times New Roman"/>
-          <w:b/>
-          <w:noProof/>
-          <w:sz w:val="20"/>
-          <w:szCs w:val="20"/>
-        </w:rPr>
-        <w:t>}</w:t>
       </w:r>
       <w:r>
         <w:rPr>
@@ -5907,17 +5887,30 @@
                 <w:sz w:val="20"/>
                 <w:szCs w:val="20"/>
               </w:rPr>
-              <w:t>Tembusan dikrim Kepada Yth.</w:t>
+              <w:t>Tembusan dik</w:t>
+            </w:r>
+            <w:r>
+              <w:rPr>
+                <w:rFonts w:ascii="Arial Narrow" w:hAnsi="Arial Narrow" w:cs="Times New Roman"/>
+                <w:sz w:val="20"/>
+                <w:szCs w:val="20"/>
+              </w:rPr>
+              <w:t>i</w:t>
+            </w:r>
+            <w:r>
+              <w:rPr>
+                <w:rFonts w:ascii="Arial Narrow" w:hAnsi="Arial Narrow" w:cs="Times New Roman"/>
+                <w:sz w:val="20"/>
+                <w:szCs w:val="20"/>
+              </w:rPr>
+              <w:t>rim Kepada Yth.</w:t>
             </w:r>
           </w:p>
           <w:p>
             <w:pPr>
               <w:pStyle w:val="ListParagraph"/>
-              <w:numPr>
-                <w:ilvl w:val="0"/>
-                <w:numId w:val="1"/>
-              </w:numPr>
               <w:spacing w:after="0" w:line="240" w:lineRule="auto"/>
+              <w:ind w:left="1080" w:hanging="371"/>
               <w:rPr>
                 <w:rFonts w:ascii="Arial Narrow" w:hAnsi="Arial Narrow" w:cs="Times New Roman"/>
                 <w:sz w:val="20"/>
@@ -5929,27 +5922,15 @@
                 <w:rFonts w:ascii="Arial Narrow" w:hAnsi="Arial Narrow" w:cs="Times New Roman"/>
                 <w:sz w:val="20"/>
                 <w:szCs w:val="20"/>
-                <w:lang w:val="en-US"/>
-              </w:rPr>
-              <w:t>LP Ma’arif NU PWNU</w:t>
-            </w:r>
-            <w:r>
-              <w:rPr>
-                <w:rFonts w:ascii="Arial Narrow" w:hAnsi="Arial Narrow" w:cs="Times New Roman"/>
-                <w:sz w:val="20"/>
-                <w:szCs w:val="20"/>
-              </w:rPr>
-              <w:t xml:space="preserve"> Jawa Tengah </w:t>
+              </w:rPr>
+              <w:t>{#tembusan}</w:t>
             </w:r>
           </w:p>
           <w:p>
             <w:pPr>
               <w:pStyle w:val="ListParagraph"/>
-              <w:numPr>
-                <w:ilvl w:val="0"/>
-                <w:numId w:val="1"/>
-              </w:numPr>
               <w:spacing w:after="0" w:line="240" w:lineRule="auto"/>
+              <w:ind w:left="1080" w:hanging="371"/>
               <w:rPr>
                 <w:rFonts w:ascii="Arial Narrow" w:hAnsi="Arial Narrow" w:cs="Times New Roman"/>
                 <w:sz w:val="20"/>
@@ -5962,20 +5943,16 @@
                 <w:sz w:val="20"/>
                 <w:szCs w:val="20"/>
               </w:rPr>
-              <w:t>Pengurus Cabang NU Kabupaten Cilacap</w:t>
+              <w:t>{nomor}. {isi}</w:t>
             </w:r>
           </w:p>
           <w:p>
             <w:pPr>
               <w:pStyle w:val="ListParagraph"/>
-              <w:numPr>
-                <w:ilvl w:val="0"/>
-                <w:numId w:val="1"/>
-              </w:numPr>
               <w:spacing w:after="0" w:line="240" w:lineRule="auto"/>
+              <w:ind w:left="1080" w:hanging="371"/>
               <w:rPr>
                 <w:rFonts w:ascii="Arial Narrow" w:hAnsi="Arial Narrow" w:cs="Times New Roman"/>
-                <w:noProof/>
                 <w:sz w:val="20"/>
                 <w:szCs w:val="20"/>
               </w:rPr>
@@ -5986,126 +5963,7 @@
                 <w:sz w:val="20"/>
                 <w:szCs w:val="20"/>
               </w:rPr>
-              <w:t xml:space="preserve">Perwakilan </w:t>
-            </w:r>
-            <w:r>
-              <w:rPr>
-                <w:rFonts w:ascii="Arial Narrow" w:hAnsi="Arial Narrow" w:cs="Times New Roman"/>
-                <w:sz w:val="20"/>
-                <w:szCs w:val="20"/>
-              </w:rPr>
-              <w:t>MWC</w:t>
-            </w:r>
-            <w:r>
-              <w:rPr>
-                <w:rFonts w:ascii="Arial Narrow" w:hAnsi="Arial Narrow" w:cs="Times New Roman"/>
-                <w:sz w:val="20"/>
-                <w:szCs w:val="20"/>
-              </w:rPr>
-              <w:t xml:space="preserve"> LP Ma’arif </w:t>
-            </w:r>
-            <w:r>
-              <w:rPr>
-                <w:rFonts w:ascii="Arial Narrow" w:hAnsi="Arial Narrow" w:cs="Times New Roman"/>
-                <w:sz w:val="20"/>
-                <w:szCs w:val="20"/>
-              </w:rPr>
-              <w:t xml:space="preserve">NU {KECAMATAN}                                                                                                    </w:t>
-            </w:r>
-          </w:p>
-          <w:p>
-            <w:pPr>
-              <w:pStyle w:val="ListParagraph"/>
-              <w:numPr>
-                <w:ilvl w:val="0"/>
-                <w:numId w:val="1"/>
-              </w:numPr>
-              <w:spacing w:after="0" w:line="240" w:lineRule="auto"/>
-              <w:rPr>
-                <w:rFonts w:ascii="Arial Narrow" w:hAnsi="Arial Narrow" w:cs="Times New Roman"/>
-                <w:noProof/>
-                <w:sz w:val="20"/>
-                <w:szCs w:val="20"/>
-              </w:rPr>
-            </w:pPr>
-            <w:r>
-              <w:rPr>
-                <w:rFonts w:ascii="Arial Narrow" w:hAnsi="Arial Narrow" w:cs="Times New Roman"/>
-                <w:sz w:val="20"/>
-                <w:szCs w:val="20"/>
-              </w:rPr>
-              <w:t xml:space="preserve">Kepala </w:t>
-            </w:r>
-            <w:r>
-              <w:rPr>
-                <w:rFonts w:ascii="Arial Narrow" w:hAnsi="Arial Narrow" w:cs="Times New Roman"/>
-                <w:sz w:val="20"/>
-                <w:szCs w:val="20"/>
-              </w:rPr>
-              <w:t>{UNIT KERJA}</w:t>
-            </w:r>
-          </w:p>
-          <w:p>
-            <w:pPr>
-              <w:pStyle w:val="ListParagraph"/>
-              <w:numPr>
-                <w:ilvl w:val="0"/>
-                <w:numId w:val="1"/>
-              </w:numPr>
-              <w:spacing w:after="0" w:line="240" w:lineRule="auto"/>
-              <w:rPr>
-                <w:rFonts w:ascii="Arial Narrow" w:hAnsi="Arial Narrow" w:cs="Times New Roman"/>
-                <w:noProof/>
-                <w:sz w:val="20"/>
-                <w:szCs w:val="20"/>
-              </w:rPr>
-            </w:pPr>
-            <w:r>
-              <w:rPr>
-                <w:rFonts w:ascii="Arial Narrow" w:hAnsi="Arial Narrow" w:cs="Times New Roman"/>
-                <w:sz w:val="20"/>
-                <w:szCs w:val="20"/>
-              </w:rPr>
-              <w:t>BP3MNU</w:t>
-            </w:r>
-            <w:r>
-              <w:rPr>
-                <w:rFonts w:ascii="Arial Narrow" w:hAnsi="Arial Narrow" w:cs="Times New Roman"/>
-                <w:sz w:val="20"/>
-                <w:szCs w:val="20"/>
-              </w:rPr>
-              <w:t xml:space="preserve"> </w:t>
-            </w:r>
-            <w:r>
-              <w:rPr>
-                <w:rFonts w:ascii="Arial Narrow" w:hAnsi="Arial Narrow" w:cs="Times New Roman"/>
-                <w:sz w:val="20"/>
-                <w:szCs w:val="20"/>
-              </w:rPr>
-              <w:t>{UNIT KERJA}</w:t>
-            </w:r>
-          </w:p>
-          <w:p>
-            <w:pPr>
-              <w:pStyle w:val="ListParagraph"/>
-              <w:numPr>
-                <w:ilvl w:val="0"/>
-                <w:numId w:val="1"/>
-              </w:numPr>
-              <w:spacing w:after="0" w:line="240" w:lineRule="auto"/>
-              <w:rPr>
-                <w:rFonts w:ascii="Arial Narrow" w:hAnsi="Arial Narrow"/>
-                <w:sz w:val="20"/>
-                <w:szCs w:val="20"/>
-              </w:rPr>
-            </w:pPr>
-            <w:r>
-              <w:rPr>
-                <w:rFonts w:ascii="Arial Narrow" w:hAnsi="Arial Narrow"/>
-                <w:sz w:val="20"/>
-                <w:szCs w:val="20"/>
-              </w:rPr>
-              <w:t>Arsip</w:t>
+              <w:t>{/tembusan}</w:t>
             </w:r>
           </w:p>
         </w:tc>
@@ -6349,6 +6207,7 @@
       </w:rPr>
       <w:t xml:space="preserve"> I/36 </w:t>
     </w:r>
+    <w:proofErr w:type="spellStart"/>
     <w:r>
       <w:rPr>
         <w:rFonts w:ascii="Arial Narrow" w:hAnsi="Arial Narrow"/>
@@ -6357,7 +6216,40 @@
         <w:szCs w:val="20"/>
         <w:lang w:val="en-US"/>
       </w:rPr>
-      <w:t>Kel.Sidanegara Kec. C</w:t>
+      <w:t>Kel.Sidanegara</w:t>
+    </w:r>
+    <w:proofErr w:type="spellEnd"/>
+    <w:r>
+      <w:rPr>
+        <w:rFonts w:ascii="Arial Narrow" w:hAnsi="Arial Narrow"/>
+        <w:color w:val="000000" w:themeColor="text1"/>
+        <w:sz w:val="20"/>
+        <w:szCs w:val="20"/>
+        <w:lang w:val="en-US"/>
+      </w:rPr>
+      <w:t xml:space="preserve"> </w:t>
+    </w:r>
+    <w:proofErr w:type="spellStart"/>
+    <w:r>
+      <w:rPr>
+        <w:rFonts w:ascii="Arial Narrow" w:hAnsi="Arial Narrow"/>
+        <w:color w:val="000000" w:themeColor="text1"/>
+        <w:sz w:val="20"/>
+        <w:szCs w:val="20"/>
+        <w:lang w:val="en-US"/>
+      </w:rPr>
+      <w:t>Kec</w:t>
+    </w:r>
+    <w:proofErr w:type="spellEnd"/>
+    <w:r>
+      <w:rPr>
+        <w:rFonts w:ascii="Arial Narrow" w:hAnsi="Arial Narrow"/>
+        <w:color w:val="000000" w:themeColor="text1"/>
+        <w:sz w:val="20"/>
+        <w:szCs w:val="20"/>
+        <w:lang w:val="en-US"/>
+      </w:rPr>
+      <w:t>. C</w:t>
     </w:r>
     <w:r>
       <w:rPr>
@@ -6376,7 +6268,29 @@
         <w:szCs w:val="20"/>
         <w:lang w:val="en-US"/>
       </w:rPr>
-      <w:t xml:space="preserve"> Tengah kab. Cilacap</w:t>
+      <w:t xml:space="preserve"> Tengah </w:t>
+    </w:r>
+    <w:proofErr w:type="spellStart"/>
+    <w:r>
+      <w:rPr>
+        <w:rFonts w:ascii="Arial Narrow" w:hAnsi="Arial Narrow"/>
+        <w:color w:val="000000" w:themeColor="text1"/>
+        <w:sz w:val="20"/>
+        <w:szCs w:val="20"/>
+        <w:lang w:val="en-US"/>
+      </w:rPr>
+      <w:t>kab</w:t>
+    </w:r>
+    <w:proofErr w:type="spellEnd"/>
+    <w:r>
+      <w:rPr>
+        <w:rFonts w:ascii="Arial Narrow" w:hAnsi="Arial Narrow"/>
+        <w:color w:val="000000" w:themeColor="text1"/>
+        <w:sz w:val="20"/>
+        <w:szCs w:val="20"/>
+        <w:lang w:val="en-US"/>
+      </w:rPr>
+      <w:t>. Cilacap</w:t>
     </w:r>
     <w:r>
       <w:rPr>
@@ -6656,7 +6570,51 @@
         <w:szCs w:val="20"/>
         <w:lang w:val="en-US"/>
       </w:rPr>
-      <w:t>P Ma’arif NU Cilacap               Ma’arif NU Cilacap</w:t>
+      <w:t xml:space="preserve">P </w:t>
+    </w:r>
+    <w:proofErr w:type="spellStart"/>
+    <w:r>
+      <w:rPr>
+        <w:rFonts w:ascii="Arial Narrow" w:hAnsi="Arial Narrow"/>
+        <w:color w:val="000000" w:themeColor="text1"/>
+        <w:sz w:val="20"/>
+        <w:szCs w:val="20"/>
+        <w:lang w:val="en-US"/>
+      </w:rPr>
+      <w:t>Ma’arif</w:t>
+    </w:r>
+    <w:proofErr w:type="spellEnd"/>
+    <w:r>
+      <w:rPr>
+        <w:rFonts w:ascii="Arial Narrow" w:hAnsi="Arial Narrow"/>
+        <w:color w:val="000000" w:themeColor="text1"/>
+        <w:sz w:val="20"/>
+        <w:szCs w:val="20"/>
+        <w:lang w:val="en-US"/>
+      </w:rPr>
+      <w:t xml:space="preserve"> NU Cilacap               </w:t>
+    </w:r>
+    <w:proofErr w:type="spellStart"/>
+    <w:r>
+      <w:rPr>
+        <w:rFonts w:ascii="Arial Narrow" w:hAnsi="Arial Narrow"/>
+        <w:color w:val="000000" w:themeColor="text1"/>
+        <w:sz w:val="20"/>
+        <w:szCs w:val="20"/>
+        <w:lang w:val="en-US"/>
+      </w:rPr>
+      <w:t>Ma’arif</w:t>
+    </w:r>
+    <w:proofErr w:type="spellEnd"/>
+    <w:r>
+      <w:rPr>
+        <w:rFonts w:ascii="Arial Narrow" w:hAnsi="Arial Narrow"/>
+        <w:color w:val="000000" w:themeColor="text1"/>
+        <w:sz w:val="20"/>
+        <w:szCs w:val="20"/>
+        <w:lang w:val="en-US"/>
+      </w:rPr>
+      <w:t xml:space="preserve"> NU Cilacap</w:t>
     </w:r>
   </w:p>
   <w:p>
@@ -13064,6 +13022,15 @@
   <wne:recipientData>
     <wne:active wne:val="1"/>
     <wne:hash wne:val="2117494965"/>
+  </wne:recipientData>
+  <wne:recipientData>
+    <wne:active wne:val="1"/>
+  </wne:recipientData>
+  <wne:recipientData>
+    <wne:active wne:val="1"/>
+  </wne:recipientData>
+  <wne:recipientData>
+    <wne:active wne:val="1"/>
   </wne:recipientData>
   <wne:recipientData>
     <wne:active wne:val="1"/>

--- a/public/templates/sk-gty-template.docx
+++ b/public/templates/sk-gty-template.docx
@@ -5863,13 +5863,13 @@
         <w:tblLook w:val="04A0" w:firstRow="1" w:lastRow="0" w:firstColumn="1" w:lastColumn="0" w:noHBand="0" w:noVBand="1"/>
       </w:tblPr>
       <w:tblGrid>
-        <w:gridCol w:w="5378"/>
-        <w:gridCol w:w="5378"/>
+        <w:gridCol w:w="7054"/>
+        <w:gridCol w:w="3702"/>
       </w:tblGrid>
       <w:tr>
         <w:tc>
           <w:tcPr>
-            <w:tcW w:w="5378" w:type="dxa"/>
+            <w:tcW w:w="7054" w:type="dxa"/>
           </w:tcPr>
           <w:bookmarkEnd w:id="0"/>
           <w:p>
@@ -5910,7 +5910,7 @@
             <w:pPr>
               <w:pStyle w:val="ListParagraph"/>
               <w:spacing w:after="0" w:line="240" w:lineRule="auto"/>
-              <w:ind w:left="1080" w:hanging="371"/>
+              <w:ind w:left="709"/>
               <w:rPr>
                 <w:rFonts w:ascii="Arial Narrow" w:hAnsi="Arial Narrow" w:cs="Times New Roman"/>
                 <w:sz w:val="20"/>
@@ -5930,7 +5930,7 @@
             <w:pPr>
               <w:pStyle w:val="ListParagraph"/>
               <w:spacing w:after="0" w:line="240" w:lineRule="auto"/>
-              <w:ind w:left="1080" w:hanging="371"/>
+              <w:ind w:left="709"/>
               <w:rPr>
                 <w:rFonts w:ascii="Arial Narrow" w:hAnsi="Arial Narrow" w:cs="Times New Roman"/>
                 <w:sz w:val="20"/>
@@ -5950,7 +5950,7 @@
             <w:pPr>
               <w:pStyle w:val="ListParagraph"/>
               <w:spacing w:after="0" w:line="240" w:lineRule="auto"/>
-              <w:ind w:left="1080" w:hanging="371"/>
+              <w:ind w:left="709"/>
               <w:rPr>
                 <w:rFonts w:ascii="Arial Narrow" w:hAnsi="Arial Narrow" w:cs="Times New Roman"/>
                 <w:sz w:val="20"/>
@@ -5969,7 +5969,7 @@
         </w:tc>
         <w:tc>
           <w:tcPr>
-            <w:tcW w:w="5378" w:type="dxa"/>
+            <w:tcW w:w="3702" w:type="dxa"/>
           </w:tcPr>
           <w:p>
             <w:pPr>
@@ -13022,6 +13022,9 @@
   <wne:recipientData>
     <wne:active wne:val="1"/>
     <wne:hash wne:val="2117494965"/>
+  </wne:recipientData>
+  <wne:recipientData>
+    <wne:active wne:val="1"/>
   </wne:recipientData>
   <wne:recipientData>
     <wne:active wne:val="1"/>

--- a/public/templates/sk-gty-template.docx
+++ b/public/templates/sk-gty-template.docx
@@ -141,27 +141,7 @@
           <w:sz w:val="20"/>
           <w:szCs w:val="20"/>
         </w:rPr>
-        <w:t>{</w:t>
-      </w:r>
-      <w:r>
-        <w:rPr>
-          <w:rFonts w:ascii="Consolas" w:hAnsi="Consolas" w:cs="Times New Roman"/>
-          <w:b/>
-          <w:noProof/>
-          <w:sz w:val="20"/>
-          <w:szCs w:val="20"/>
-        </w:rPr>
-        <w:t>BULAN</w:t>
-      </w:r>
-      <w:r>
-        <w:rPr>
-          <w:rFonts w:ascii="Consolas" w:hAnsi="Consolas" w:cs="Times New Roman"/>
-          <w:b/>
-          <w:noProof/>
-          <w:sz w:val="20"/>
-          <w:szCs w:val="20"/>
-        </w:rPr>
-        <w:t>}</w:t>
+        <w:t>7</w:t>
       </w:r>
       <w:r>
         <w:rPr>
@@ -6207,7 +6187,6 @@
       </w:rPr>
       <w:t xml:space="preserve"> I/36 </w:t>
     </w:r>
-    <w:proofErr w:type="spellStart"/>
     <w:r>
       <w:rPr>
         <w:rFonts w:ascii="Arial Narrow" w:hAnsi="Arial Narrow"/>
@@ -6216,40 +6195,7 @@
         <w:szCs w:val="20"/>
         <w:lang w:val="en-US"/>
       </w:rPr>
-      <w:t>Kel.Sidanegara</w:t>
-    </w:r>
-    <w:proofErr w:type="spellEnd"/>
-    <w:r>
-      <w:rPr>
-        <w:rFonts w:ascii="Arial Narrow" w:hAnsi="Arial Narrow"/>
-        <w:color w:val="000000" w:themeColor="text1"/>
-        <w:sz w:val="20"/>
-        <w:szCs w:val="20"/>
-        <w:lang w:val="en-US"/>
-      </w:rPr>
-      <w:t xml:space="preserve"> </w:t>
-    </w:r>
-    <w:proofErr w:type="spellStart"/>
-    <w:r>
-      <w:rPr>
-        <w:rFonts w:ascii="Arial Narrow" w:hAnsi="Arial Narrow"/>
-        <w:color w:val="000000" w:themeColor="text1"/>
-        <w:sz w:val="20"/>
-        <w:szCs w:val="20"/>
-        <w:lang w:val="en-US"/>
-      </w:rPr>
-      <w:t>Kec</w:t>
-    </w:r>
-    <w:proofErr w:type="spellEnd"/>
-    <w:r>
-      <w:rPr>
-        <w:rFonts w:ascii="Arial Narrow" w:hAnsi="Arial Narrow"/>
-        <w:color w:val="000000" w:themeColor="text1"/>
-        <w:sz w:val="20"/>
-        <w:szCs w:val="20"/>
-        <w:lang w:val="en-US"/>
-      </w:rPr>
-      <w:t>. C</w:t>
+      <w:t>Kel.Sidanegara Kec. C</w:t>
     </w:r>
     <w:r>
       <w:rPr>
@@ -6268,29 +6214,7 @@
         <w:szCs w:val="20"/>
         <w:lang w:val="en-US"/>
       </w:rPr>
-      <w:t xml:space="preserve"> Tengah </w:t>
-    </w:r>
-    <w:proofErr w:type="spellStart"/>
-    <w:r>
-      <w:rPr>
-        <w:rFonts w:ascii="Arial Narrow" w:hAnsi="Arial Narrow"/>
-        <w:color w:val="000000" w:themeColor="text1"/>
-        <w:sz w:val="20"/>
-        <w:szCs w:val="20"/>
-        <w:lang w:val="en-US"/>
-      </w:rPr>
-      <w:t>kab</w:t>
-    </w:r>
-    <w:proofErr w:type="spellEnd"/>
-    <w:r>
-      <w:rPr>
-        <w:rFonts w:ascii="Arial Narrow" w:hAnsi="Arial Narrow"/>
-        <w:color w:val="000000" w:themeColor="text1"/>
-        <w:sz w:val="20"/>
-        <w:szCs w:val="20"/>
-        <w:lang w:val="en-US"/>
-      </w:rPr>
-      <w:t>. Cilacap</w:t>
+      <w:t xml:space="preserve"> Tengah kab. Cilacap</w:t>
     </w:r>
     <w:r>
       <w:rPr>
@@ -6570,51 +6494,7 @@
         <w:szCs w:val="20"/>
         <w:lang w:val="en-US"/>
       </w:rPr>
-      <w:t xml:space="preserve">P </w:t>
-    </w:r>
-    <w:proofErr w:type="spellStart"/>
-    <w:r>
-      <w:rPr>
-        <w:rFonts w:ascii="Arial Narrow" w:hAnsi="Arial Narrow"/>
-        <w:color w:val="000000" w:themeColor="text1"/>
-        <w:sz w:val="20"/>
-        <w:szCs w:val="20"/>
-        <w:lang w:val="en-US"/>
-      </w:rPr>
-      <w:t>Ma’arif</w:t>
-    </w:r>
-    <w:proofErr w:type="spellEnd"/>
-    <w:r>
-      <w:rPr>
-        <w:rFonts w:ascii="Arial Narrow" w:hAnsi="Arial Narrow"/>
-        <w:color w:val="000000" w:themeColor="text1"/>
-        <w:sz w:val="20"/>
-        <w:szCs w:val="20"/>
-        <w:lang w:val="en-US"/>
-      </w:rPr>
-      <w:t xml:space="preserve"> NU Cilacap               </w:t>
-    </w:r>
-    <w:proofErr w:type="spellStart"/>
-    <w:r>
-      <w:rPr>
-        <w:rFonts w:ascii="Arial Narrow" w:hAnsi="Arial Narrow"/>
-        <w:color w:val="000000" w:themeColor="text1"/>
-        <w:sz w:val="20"/>
-        <w:szCs w:val="20"/>
-        <w:lang w:val="en-US"/>
-      </w:rPr>
-      <w:t>Ma’arif</w:t>
-    </w:r>
-    <w:proofErr w:type="spellEnd"/>
-    <w:r>
-      <w:rPr>
-        <w:rFonts w:ascii="Arial Narrow" w:hAnsi="Arial Narrow"/>
-        <w:color w:val="000000" w:themeColor="text1"/>
-        <w:sz w:val="20"/>
-        <w:szCs w:val="20"/>
-        <w:lang w:val="en-US"/>
-      </w:rPr>
-      <w:t xml:space="preserve"> NU Cilacap</w:t>
+      <w:t>P Ma’arif NU Cilacap               Ma’arif NU Cilacap</w:t>
     </w:r>
   </w:p>
   <w:p>
@@ -13022,6 +12902,9 @@
   <wne:recipientData>
     <wne:active wne:val="1"/>
     <wne:hash wne:val="2117494965"/>
+  </wne:recipientData>
+  <wne:recipientData>
+    <wne:active wne:val="1"/>
   </wne:recipientData>
   <wne:recipientData>
     <wne:active wne:val="1"/>

--- a/public/templates/sk-gty-template.docx
+++ b/public/templates/sk-gty-template.docx
@@ -5092,20 +5092,8 @@
           <w:sz w:val="20"/>
           <w:szCs w:val="20"/>
         </w:rPr>
-        <w:t xml:space="preserve">LEMBAGA PENDIDIKAN MA’ARIF </w:t>
+        <w:t>LEMBAGA PENDIDIKAN MA’ARIF N</w:t>
       </w:r>
-    </w:p>
-    <w:p>
-      <w:pPr>
-        <w:spacing w:after="0" w:line="240" w:lineRule="auto"/>
-        <w:jc w:val="center"/>
-        <w:rPr>
-          <w:rFonts w:ascii="Arial Narrow" w:hAnsi="Arial Narrow" w:cs="Times New Roman"/>
-          <w:b/>
-          <w:sz w:val="20"/>
-          <w:szCs w:val="20"/>
-        </w:rPr>
-      </w:pPr>
       <w:r>
         <w:rPr>
           <w:rFonts w:ascii="Arial Narrow" w:hAnsi="Arial Narrow" w:cs="Times New Roman"/>
@@ -5113,7 +5101,16 @@
           <w:sz w:val="20"/>
           <w:szCs w:val="20"/>
         </w:rPr>
-        <w:t>KABUPATEN CILACAP</w:t>
+        <w:t>U</w:t>
+      </w:r>
+      <w:r>
+        <w:rPr>
+          <w:rFonts w:ascii="Arial Narrow" w:hAnsi="Arial Narrow" w:cs="Times New Roman"/>
+          <w:b/>
+          <w:sz w:val="20"/>
+          <w:szCs w:val="20"/>
+        </w:rPr>
+        <w:t xml:space="preserve"> CILACAP</w:t>
       </w:r>
     </w:p>
     <w:p>
@@ -6187,6 +6184,7 @@
       </w:rPr>
       <w:t xml:space="preserve"> I/36 </w:t>
     </w:r>
+    <w:proofErr w:type="spellStart"/>
     <w:r>
       <w:rPr>
         <w:rFonts w:ascii="Arial Narrow" w:hAnsi="Arial Narrow"/>
@@ -6195,7 +6193,40 @@
         <w:szCs w:val="20"/>
         <w:lang w:val="en-US"/>
       </w:rPr>
-      <w:t>Kel.Sidanegara Kec. C</w:t>
+      <w:t>Kel.Sidanegara</w:t>
+    </w:r>
+    <w:proofErr w:type="spellEnd"/>
+    <w:r>
+      <w:rPr>
+        <w:rFonts w:ascii="Arial Narrow" w:hAnsi="Arial Narrow"/>
+        <w:color w:val="000000" w:themeColor="text1"/>
+        <w:sz w:val="20"/>
+        <w:szCs w:val="20"/>
+        <w:lang w:val="en-US"/>
+      </w:rPr>
+      <w:t xml:space="preserve"> </w:t>
+    </w:r>
+    <w:proofErr w:type="spellStart"/>
+    <w:r>
+      <w:rPr>
+        <w:rFonts w:ascii="Arial Narrow" w:hAnsi="Arial Narrow"/>
+        <w:color w:val="000000" w:themeColor="text1"/>
+        <w:sz w:val="20"/>
+        <w:szCs w:val="20"/>
+        <w:lang w:val="en-US"/>
+      </w:rPr>
+      <w:t>Kec</w:t>
+    </w:r>
+    <w:proofErr w:type="spellEnd"/>
+    <w:r>
+      <w:rPr>
+        <w:rFonts w:ascii="Arial Narrow" w:hAnsi="Arial Narrow"/>
+        <w:color w:val="000000" w:themeColor="text1"/>
+        <w:sz w:val="20"/>
+        <w:szCs w:val="20"/>
+        <w:lang w:val="en-US"/>
+      </w:rPr>
+      <w:t>. C</w:t>
     </w:r>
     <w:r>
       <w:rPr>
@@ -6214,7 +6245,29 @@
         <w:szCs w:val="20"/>
         <w:lang w:val="en-US"/>
       </w:rPr>
-      <w:t xml:space="preserve"> Tengah kab. Cilacap</w:t>
+      <w:t xml:space="preserve"> Tengah </w:t>
+    </w:r>
+    <w:proofErr w:type="spellStart"/>
+    <w:r>
+      <w:rPr>
+        <w:rFonts w:ascii="Arial Narrow" w:hAnsi="Arial Narrow"/>
+        <w:color w:val="000000" w:themeColor="text1"/>
+        <w:sz w:val="20"/>
+        <w:szCs w:val="20"/>
+        <w:lang w:val="en-US"/>
+      </w:rPr>
+      <w:t>kab</w:t>
+    </w:r>
+    <w:proofErr w:type="spellEnd"/>
+    <w:r>
+      <w:rPr>
+        <w:rFonts w:ascii="Arial Narrow" w:hAnsi="Arial Narrow"/>
+        <w:color w:val="000000" w:themeColor="text1"/>
+        <w:sz w:val="20"/>
+        <w:szCs w:val="20"/>
+        <w:lang w:val="en-US"/>
+      </w:rPr>
+      <w:t>. Cilacap</w:t>
     </w:r>
     <w:r>
       <w:rPr>
@@ -6494,7 +6547,51 @@
         <w:szCs w:val="20"/>
         <w:lang w:val="en-US"/>
       </w:rPr>
-      <w:t>P Ma’arif NU Cilacap               Ma’arif NU Cilacap</w:t>
+      <w:t xml:space="preserve">P </w:t>
+    </w:r>
+    <w:proofErr w:type="spellStart"/>
+    <w:r>
+      <w:rPr>
+        <w:rFonts w:ascii="Arial Narrow" w:hAnsi="Arial Narrow"/>
+        <w:color w:val="000000" w:themeColor="text1"/>
+        <w:sz w:val="20"/>
+        <w:szCs w:val="20"/>
+        <w:lang w:val="en-US"/>
+      </w:rPr>
+      <w:t>Ma’arif</w:t>
+    </w:r>
+    <w:proofErr w:type="spellEnd"/>
+    <w:r>
+      <w:rPr>
+        <w:rFonts w:ascii="Arial Narrow" w:hAnsi="Arial Narrow"/>
+        <w:color w:val="000000" w:themeColor="text1"/>
+        <w:sz w:val="20"/>
+        <w:szCs w:val="20"/>
+        <w:lang w:val="en-US"/>
+      </w:rPr>
+      <w:t xml:space="preserve"> NU Cilacap               </w:t>
+    </w:r>
+    <w:proofErr w:type="spellStart"/>
+    <w:r>
+      <w:rPr>
+        <w:rFonts w:ascii="Arial Narrow" w:hAnsi="Arial Narrow"/>
+        <w:color w:val="000000" w:themeColor="text1"/>
+        <w:sz w:val="20"/>
+        <w:szCs w:val="20"/>
+        <w:lang w:val="en-US"/>
+      </w:rPr>
+      <w:t>Ma’arif</w:t>
+    </w:r>
+    <w:proofErr w:type="spellEnd"/>
+    <w:r>
+      <w:rPr>
+        <w:rFonts w:ascii="Arial Narrow" w:hAnsi="Arial Narrow"/>
+        <w:color w:val="000000" w:themeColor="text1"/>
+        <w:sz w:val="20"/>
+        <w:szCs w:val="20"/>
+        <w:lang w:val="en-US"/>
+      </w:rPr>
+      <w:t xml:space="preserve"> NU Cilacap</w:t>
     </w:r>
   </w:p>
   <w:p>
@@ -12902,6 +12999,9 @@
   <wne:recipientData>
     <wne:active wne:val="1"/>
     <wne:hash wne:val="2117494965"/>
+  </wne:recipientData>
+  <wne:recipientData>
+    <wne:active wne:val="1"/>
   </wne:recipientData>
   <wne:recipientData>
     <wne:active wne:val="1"/>

--- a/public/templates/sk-gty-template.docx
+++ b/public/templates/sk-gty-template.docx
@@ -4722,7 +4722,27 @@
                 <w:szCs w:val="20"/>
                 <w:lang w:eastAsia="ko-KR"/>
               </w:rPr>
-              <w:t>LP.Ma'arif NU Cilacap pada</w:t>
+              <w:t>LP.</w:t>
+            </w:r>
+            <w:r>
+              <w:rPr>
+                <w:rFonts w:ascii="Arial Narrow" w:eastAsia="Times New Roman" w:hAnsi="Arial Narrow" w:cs="Calibri"/>
+                <w:color w:val="000000"/>
+                <w:sz w:val="20"/>
+                <w:szCs w:val="20"/>
+                <w:lang w:eastAsia="ko-KR"/>
+              </w:rPr>
+              <w:t xml:space="preserve"> </w:t>
+            </w:r>
+            <w:r>
+              <w:rPr>
+                <w:rFonts w:ascii="Arial Narrow" w:eastAsia="Times New Roman" w:hAnsi="Arial Narrow" w:cs="Calibri"/>
+                <w:color w:val="000000"/>
+                <w:sz w:val="20"/>
+                <w:szCs w:val="20"/>
+                <w:lang w:eastAsia="ko-KR"/>
+              </w:rPr>
+              <w:t>Ma'arif NU Cilacap pada</w:t>
             </w:r>
             <w:r>
               <w:rPr>
@@ -5651,6 +5671,17 @@
             </a:graphic>
           </wp:anchor>
         </w:drawing>
+      </w:r>
+      <w:r>
+        <w:rPr>
+          <w:rFonts w:ascii="Arial Narrow" w:hAnsi="Arial Narrow" w:cs="Times New Roman"/>
+          <w:b/>
+          <w:bCs/>
+          <w:sz w:val="20"/>
+          <w:szCs w:val="20"/>
+          <w:u w:val="single"/>
+        </w:rPr>
+        <w:t xml:space="preserve">H. </w:t>
       </w:r>
       <w:r>
         <w:rPr>
@@ -12999,6 +13030,9 @@
   <wne:recipientData>
     <wne:active wne:val="1"/>
     <wne:hash wne:val="2117494965"/>
+  </wne:recipientData>
+  <wne:recipientData>
+    <wne:active wne:val="1"/>
   </wne:recipientData>
   <wne:recipientData>
     <wne:active wne:val="1"/>

--- a/public/templates/sk-gty-template.docx
+++ b/public/templates/sk-gty-template.docx
@@ -4621,27 +4621,17 @@
                 <w:szCs w:val="20"/>
                 <w:lang w:eastAsia="ko-KR"/>
               </w:rPr>
-              <w:t xml:space="preserve">diangkat </w:t>
-            </w:r>
-            <w:r>
-              <w:rPr>
-                <w:rFonts w:ascii="Arial Narrow" w:eastAsia="Times New Roman" w:hAnsi="Arial Narrow" w:cs="Calibri"/>
-                <w:color w:val="000000"/>
-                <w:sz w:val="20"/>
-                <w:szCs w:val="20"/>
-                <w:lang w:eastAsia="ko-KR"/>
-              </w:rPr>
-              <w:t xml:space="preserve">kembali </w:t>
-            </w:r>
-            <w:r>
-              <w:rPr>
-                <w:rFonts w:ascii="Arial Narrow" w:eastAsia="Times New Roman" w:hAnsi="Arial Narrow" w:cs="Calibri"/>
-                <w:color w:val="000000"/>
-                <w:sz w:val="20"/>
-                <w:szCs w:val="20"/>
-                <w:lang w:eastAsia="ko-KR"/>
-              </w:rPr>
-              <w:t xml:space="preserve">sebagai </w:t>
+              <w:t>{KATA_PENGANGKATAN}</w:t>
+            </w:r>
+            <w:r>
+              <w:rPr>
+                <w:rFonts w:ascii="Arial Narrow" w:eastAsia="Times New Roman" w:hAnsi="Arial Narrow" w:cs="Calibri"/>
+                <w:color w:val="000000"/>
+                <w:sz w:val="20"/>
+                <w:szCs w:val="20"/>
+                <w:lang w:eastAsia="ko-KR"/>
+              </w:rPr>
+              <w:t xml:space="preserve"> </w:t>
             </w:r>
             <w:r>
               <w:rPr>
@@ -13082,6 +13072,9 @@
   <wne:recipientData>
     <wne:active wne:val="1"/>
   </wne:recipientData>
+  <wne:recipientData>
+    <wne:active wne:val="1"/>
+  </wne:recipientData>
 </wne:recipients>
 </file>
 

--- a/public/templates/sk-gty-template.docx
+++ b/public/templates/sk-gty-template.docx
@@ -5123,6 +5123,277 @@
         <w:t xml:space="preserve"> CILACAP</w:t>
       </w:r>
     </w:p>
+    <w:tbl>
+      <w:tblPr>
+        <w:tblStyle w:val="TableGrid"/>
+        <w:tblW w:w="0" w:type="auto"/>
+        <w:tblBorders>
+          <w:top w:val="none" w:sz="0" w:space="0" w:color="auto"/>
+          <w:left w:val="none" w:sz="0" w:space="0" w:color="auto"/>
+          <w:bottom w:val="none" w:sz="0" w:space="0" w:color="auto"/>
+          <w:right w:val="none" w:sz="0" w:space="0" w:color="auto"/>
+          <w:insideH w:val="none" w:sz="0" w:space="0" w:color="auto"/>
+          <w:insideV w:val="none" w:sz="0" w:space="0" w:color="auto"/>
+        </w:tblBorders>
+        <w:tblLook w:val="04A0" w:firstRow="1" w:lastRow="0" w:firstColumn="1" w:lastColumn="0" w:noHBand="0" w:noVBand="1"/>
+      </w:tblPr>
+      <w:tblGrid>
+        <w:gridCol w:w="5378"/>
+        <w:gridCol w:w="5378"/>
+      </w:tblGrid>
+      <w:tr>
+        <w:tc>
+          <w:tcPr>
+            <w:tcW w:w="5378" w:type="dxa"/>
+          </w:tcPr>
+          <w:p>
+            <w:pPr>
+              <w:spacing w:after="0" w:line="240" w:lineRule="auto"/>
+              <w:jc w:val="center"/>
+              <w:rPr>
+                <w:rFonts w:ascii="Arial Narrow" w:hAnsi="Arial Narrow" w:cs="Times New Roman"/>
+                <w:b/>
+                <w:bCs/>
+                <w:sz w:val="20"/>
+                <w:szCs w:val="20"/>
+                <w:u w:val="single"/>
+              </w:rPr>
+            </w:pPr>
+          </w:p>
+          <w:p>
+            <w:pPr>
+              <w:spacing w:after="0" w:line="240" w:lineRule="auto"/>
+              <w:jc w:val="center"/>
+              <w:rPr>
+                <w:rFonts w:ascii="Arial Narrow" w:hAnsi="Arial Narrow" w:cs="Times New Roman"/>
+                <w:b/>
+                <w:bCs/>
+                <w:sz w:val="20"/>
+                <w:szCs w:val="20"/>
+                <w:u w:val="single"/>
+              </w:rPr>
+            </w:pPr>
+          </w:p>
+          <w:p>
+            <w:pPr>
+              <w:spacing w:after="0" w:line="240" w:lineRule="auto"/>
+              <w:jc w:val="center"/>
+              <w:rPr>
+                <w:rFonts w:ascii="Arial Narrow" w:hAnsi="Arial Narrow" w:cs="Times New Roman"/>
+                <w:b/>
+                <w:bCs/>
+                <w:sz w:val="20"/>
+                <w:szCs w:val="20"/>
+                <w:u w:val="single"/>
+              </w:rPr>
+            </w:pPr>
+          </w:p>
+          <w:p>
+            <w:pPr>
+              <w:spacing w:after="0" w:line="240" w:lineRule="auto"/>
+              <w:jc w:val="center"/>
+              <w:rPr>
+                <w:rFonts w:ascii="Arial Narrow" w:hAnsi="Arial Narrow" w:cs="Times New Roman"/>
+                <w:b/>
+                <w:bCs/>
+                <w:sz w:val="20"/>
+                <w:szCs w:val="20"/>
+                <w:u w:val="single"/>
+              </w:rPr>
+            </w:pPr>
+          </w:p>
+          <w:p>
+            <w:pPr>
+              <w:spacing w:after="0" w:line="240" w:lineRule="auto"/>
+              <w:jc w:val="center"/>
+              <w:rPr>
+                <w:rFonts w:ascii="Arial Narrow" w:hAnsi="Arial Narrow" w:cs="Times New Roman"/>
+                <w:b/>
+                <w:bCs/>
+                <w:sz w:val="20"/>
+                <w:szCs w:val="20"/>
+                <w:u w:val="single"/>
+              </w:rPr>
+            </w:pPr>
+          </w:p>
+          <w:p>
+            <w:pPr>
+              <w:spacing w:after="0" w:line="240" w:lineRule="auto"/>
+              <w:jc w:val="center"/>
+              <w:rPr>
+                <w:rFonts w:ascii="Arial Narrow" w:hAnsi="Arial Narrow" w:cs="Times New Roman"/>
+                <w:b/>
+                <w:bCs/>
+                <w:sz w:val="20"/>
+                <w:szCs w:val="20"/>
+                <w:u w:val="single"/>
+              </w:rPr>
+            </w:pPr>
+            <w:r>
+              <w:rPr>
+                <w:rFonts w:ascii="Arial Narrow" w:hAnsi="Arial Narrow" w:cs="Times New Roman"/>
+                <w:b/>
+                <w:bCs/>
+                <w:sz w:val="20"/>
+                <w:szCs w:val="20"/>
+                <w:u w:val="single"/>
+              </w:rPr>
+              <w:t>H. ALI SODIQIN, S.Ag., M.Pd.I</w:t>
+            </w:r>
+          </w:p>
+          <w:p>
+            <w:pPr>
+              <w:spacing w:after="0" w:line="240" w:lineRule="auto"/>
+              <w:jc w:val="center"/>
+              <w:rPr>
+                <w:rFonts w:ascii="Arial Narrow" w:hAnsi="Arial Narrow" w:cs="Times New Roman"/>
+                <w:b/>
+                <w:i/>
+                <w:iCs/>
+                <w:sz w:val="20"/>
+                <w:szCs w:val="20"/>
+              </w:rPr>
+            </w:pPr>
+            <w:r>
+              <w:rPr>
+                <w:rFonts w:ascii="Arial Narrow" w:hAnsi="Arial Narrow" w:cs="Times New Roman"/>
+                <w:b/>
+                <w:i/>
+                <w:iCs/>
+                <w:sz w:val="20"/>
+                <w:szCs w:val="20"/>
+              </w:rPr>
+              <w:t>Ketua</w:t>
+            </w:r>
+          </w:p>
+        </w:tc>
+        <w:tc>
+          <w:tcPr>
+            <w:tcW w:w="5378" w:type="dxa"/>
+          </w:tcPr>
+          <w:p>
+            <w:pPr>
+              <w:spacing w:after="0" w:line="240" w:lineRule="auto"/>
+              <w:jc w:val="center"/>
+              <w:rPr>
+                <w:rFonts w:ascii="Arial Narrow" w:hAnsi="Arial Narrow" w:cs="Times New Roman"/>
+                <w:b/>
+                <w:bCs/>
+                <w:sz w:val="20"/>
+                <w:szCs w:val="20"/>
+                <w:u w:val="single"/>
+              </w:rPr>
+            </w:pPr>
+          </w:p>
+          <w:p>
+            <w:pPr>
+              <w:spacing w:after="0" w:line="240" w:lineRule="auto"/>
+              <w:jc w:val="center"/>
+              <w:rPr>
+                <w:rFonts w:ascii="Arial Narrow" w:hAnsi="Arial Narrow" w:cs="Times New Roman"/>
+                <w:b/>
+                <w:bCs/>
+                <w:sz w:val="20"/>
+                <w:szCs w:val="20"/>
+                <w:u w:val="single"/>
+              </w:rPr>
+            </w:pPr>
+          </w:p>
+          <w:p>
+            <w:pPr>
+              <w:spacing w:after="0" w:line="240" w:lineRule="auto"/>
+              <w:jc w:val="center"/>
+              <w:rPr>
+                <w:rFonts w:ascii="Arial Narrow" w:hAnsi="Arial Narrow" w:cs="Times New Roman"/>
+                <w:b/>
+                <w:bCs/>
+                <w:sz w:val="20"/>
+                <w:szCs w:val="20"/>
+                <w:u w:val="single"/>
+              </w:rPr>
+            </w:pPr>
+          </w:p>
+          <w:p>
+            <w:pPr>
+              <w:spacing w:after="0" w:line="240" w:lineRule="auto"/>
+              <w:jc w:val="center"/>
+              <w:rPr>
+                <w:rFonts w:ascii="Arial Narrow" w:hAnsi="Arial Narrow" w:cs="Times New Roman"/>
+                <w:b/>
+                <w:bCs/>
+                <w:sz w:val="20"/>
+                <w:szCs w:val="20"/>
+                <w:u w:val="single"/>
+              </w:rPr>
+            </w:pPr>
+          </w:p>
+          <w:p>
+            <w:pPr>
+              <w:spacing w:after="0" w:line="240" w:lineRule="auto"/>
+              <w:jc w:val="center"/>
+              <w:rPr>
+                <w:rFonts w:ascii="Arial Narrow" w:hAnsi="Arial Narrow" w:cs="Times New Roman"/>
+                <w:b/>
+                <w:bCs/>
+                <w:sz w:val="20"/>
+                <w:szCs w:val="20"/>
+                <w:u w:val="single"/>
+              </w:rPr>
+            </w:pPr>
+          </w:p>
+          <w:p>
+            <w:pPr>
+              <w:spacing w:after="0" w:line="240" w:lineRule="auto"/>
+              <w:jc w:val="center"/>
+              <w:rPr>
+                <w:rFonts w:ascii="Arial Narrow" w:hAnsi="Arial Narrow" w:cs="Times New Roman"/>
+                <w:b/>
+                <w:bCs/>
+                <w:sz w:val="20"/>
+                <w:szCs w:val="20"/>
+                <w:u w:val="single"/>
+              </w:rPr>
+            </w:pPr>
+            <w:r>
+              <w:rPr>
+                <w:rFonts w:ascii="Arial Narrow" w:hAnsi="Arial Narrow" w:cs="Times New Roman"/>
+                <w:b/>
+                <w:bCs/>
+                <w:sz w:val="20"/>
+                <w:szCs w:val="20"/>
+                <w:u w:val="single"/>
+              </w:rPr>
+              <w:t>NGADINO, S.Pd.I</w:t>
+            </w:r>
+          </w:p>
+          <w:p>
+            <w:pPr>
+              <w:spacing w:after="0" w:line="240" w:lineRule="auto"/>
+              <w:jc w:val="center"/>
+              <w:rPr>
+                <w:rFonts w:ascii="Arial Narrow" w:hAnsi="Arial Narrow" w:cs="Times New Roman"/>
+                <w:b/>
+                <w:i/>
+                <w:iCs/>
+                <w:sz w:val="20"/>
+                <w:szCs w:val="20"/>
+              </w:rPr>
+            </w:pPr>
+            <w:r>
+              <w:rPr>
+                <w:rFonts w:ascii="Arial Narrow" w:hAnsi="Arial Narrow" w:cs="Times New Roman"/>
+                <w:b/>
+                <w:i/>
+                <w:iCs/>
+                <w:sz w:val="20"/>
+                <w:szCs w:val="20"/>
+              </w:rPr>
+              <w:t>Sekretaris</w:t>
+            </w:r>
+          </w:p>
+        </w:tc>
+      </w:tr>
+    </w:tbl>
     <w:p>
       <w:pPr>
         <w:spacing w:after="0" w:line="240" w:lineRule="auto"/>
@@ -5130,717 +5401,6 @@
         <w:rPr>
           <w:rFonts w:ascii="Arial Narrow" w:hAnsi="Arial Narrow" w:cs="Times New Roman"/>
           <w:b/>
-          <w:sz w:val="20"/>
-          <w:szCs w:val="20"/>
-        </w:rPr>
-      </w:pPr>
-    </w:p>
-    <w:p>
-      <w:pPr>
-        <w:spacing w:after="0" w:line="240" w:lineRule="auto"/>
-        <w:jc w:val="center"/>
-        <w:rPr>
-          <w:rFonts w:ascii="Arial Narrow" w:hAnsi="Arial Narrow" w:cs="Times New Roman"/>
-          <w:b/>
-          <w:sz w:val="20"/>
-          <w:szCs w:val="20"/>
-        </w:rPr>
-      </w:pPr>
-      <w:r>
-        <w:rPr>
-          <w:rFonts w:ascii="Arial Narrow" w:hAnsi="Arial Narrow" w:cs="Times New Roman"/>
-          <w:b/>
-          <w:noProof/>
-          <w:sz w:val="20"/>
-          <w:szCs w:val="20"/>
-          <w:lang w:val="en-US"/>
-        </w:rPr>
-        <w:drawing>
-          <wp:anchor distT="0" distB="0" distL="114300" distR="114300" simplePos="0" relativeHeight="251872256" behindDoc="1" locked="0" layoutInCell="1" allowOverlap="1" wp14:anchorId="655878AF" wp14:editId="406DDB09">
-            <wp:simplePos x="0" y="0"/>
-            <wp:positionH relativeFrom="column">
-              <wp:posOffset>4047490</wp:posOffset>
-            </wp:positionH>
-            <wp:positionV relativeFrom="paragraph">
-              <wp:posOffset>9251315</wp:posOffset>
-            </wp:positionV>
-            <wp:extent cx="1456690" cy="1439545"/>
-            <wp:effectExtent l="0" t="0" r="0" b="8255"/>
-            <wp:wrapNone/>
-            <wp:docPr id="7" name="Picture 7"/>
-            <wp:cNvGraphicFramePr>
-              <a:graphicFrameLocks xmlns:a="http://schemas.openxmlformats.org/drawingml/2006/main" noChangeAspect="1"/>
-            </wp:cNvGraphicFramePr>
-            <a:graphic xmlns:a="http://schemas.openxmlformats.org/drawingml/2006/main">
-              <a:graphicData uri="http://schemas.openxmlformats.org/drawingml/2006/picture">
-                <pic:pic xmlns:pic="http://schemas.openxmlformats.org/drawingml/2006/picture">
-                  <pic:nvPicPr>
-                    <pic:cNvPr id="0" name="Picture 1"/>
-                    <pic:cNvPicPr>
-                      <a:picLocks noChangeAspect="1" noChangeArrowheads="1"/>
-                    </pic:cNvPicPr>
-                  </pic:nvPicPr>
-                  <pic:blipFill>
-                    <a:blip r:embed="rId8">
-                      <a:extLst>
-                        <a:ext uri="{28A0092B-C50C-407E-A947-70E740481C1C}">
-                          <a14:useLocalDpi xmlns:a14="http://schemas.microsoft.com/office/drawing/2010/main" val="0"/>
-                        </a:ext>
-                      </a:extLst>
-                    </a:blip>
-                    <a:srcRect l="9685" t="22395" r="15308" b="21944"/>
-                    <a:stretch>
-                      <a:fillRect/>
-                    </a:stretch>
-                  </pic:blipFill>
-                  <pic:spPr bwMode="auto">
-                    <a:xfrm>
-                      <a:off x="0" y="0"/>
-                      <a:ext cx="1456690" cy="1439545"/>
-                    </a:xfrm>
-                    <a:prstGeom prst="rect">
-                      <a:avLst/>
-                    </a:prstGeom>
-                    <a:noFill/>
-                    <a:ln>
-                      <a:noFill/>
-                    </a:ln>
-                  </pic:spPr>
-                </pic:pic>
-              </a:graphicData>
-            </a:graphic>
-            <wp14:sizeRelH relativeFrom="page">
-              <wp14:pctWidth>0</wp14:pctWidth>
-            </wp14:sizeRelH>
-            <wp14:sizeRelV relativeFrom="page">
-              <wp14:pctHeight>0</wp14:pctHeight>
-            </wp14:sizeRelV>
-          </wp:anchor>
-        </w:drawing>
-      </w:r>
-      <w:r>
-        <w:rPr>
-          <w:rFonts w:ascii="Arial Narrow" w:hAnsi="Arial Narrow" w:cs="Times New Roman"/>
-          <w:b/>
-          <w:noProof/>
-          <w:sz w:val="20"/>
-          <w:szCs w:val="20"/>
-          <w:lang w:val="en-US"/>
-        </w:rPr>
-        <w:drawing>
-          <wp:anchor distT="0" distB="0" distL="114300" distR="114300" simplePos="0" relativeHeight="251810816" behindDoc="1" locked="0" layoutInCell="1" allowOverlap="1" wp14:anchorId="5396476F" wp14:editId="5178CED8">
-            <wp:simplePos x="0" y="0"/>
-            <wp:positionH relativeFrom="column">
-              <wp:posOffset>4906645</wp:posOffset>
-            </wp:positionH>
-            <wp:positionV relativeFrom="paragraph">
-              <wp:posOffset>9259570</wp:posOffset>
-            </wp:positionV>
-            <wp:extent cx="1381125" cy="904875"/>
-            <wp:effectExtent l="0" t="0" r="9525" b="9525"/>
-            <wp:wrapNone/>
-            <wp:docPr id="5" name="Picture 5" descr="G:\ttd P. Amrul.jpg"/>
-            <wp:cNvGraphicFramePr>
-              <a:graphicFrameLocks xmlns:a="http://schemas.openxmlformats.org/drawingml/2006/main" noChangeAspect="1"/>
-            </wp:cNvGraphicFramePr>
-            <a:graphic xmlns:a="http://schemas.openxmlformats.org/drawingml/2006/main">
-              <a:graphicData uri="http://schemas.openxmlformats.org/drawingml/2006/picture">
-                <pic:pic xmlns:pic="http://schemas.openxmlformats.org/drawingml/2006/picture">
-                  <pic:nvPicPr>
-                    <pic:cNvPr id="0" name="Picture 990316575" descr="G:\ttd P. Amrul.jpg"/>
-                    <pic:cNvPicPr>
-                      <a:picLocks noChangeAspect="1" noChangeArrowheads="1"/>
-                    </pic:cNvPicPr>
-                  </pic:nvPicPr>
-                  <pic:blipFill>
-                    <a:blip r:embed="rId9">
-                      <a:extLst>
-                        <a:ext uri="{28A0092B-C50C-407E-A947-70E740481C1C}">
-                          <a14:useLocalDpi xmlns:a14="http://schemas.microsoft.com/office/drawing/2010/main" val="0"/>
-                        </a:ext>
-                      </a:extLst>
-                    </a:blip>
-                    <a:srcRect/>
-                    <a:stretch>
-                      <a:fillRect/>
-                    </a:stretch>
-                  </pic:blipFill>
-                  <pic:spPr bwMode="auto">
-                    <a:xfrm>
-                      <a:off x="0" y="0"/>
-                      <a:ext cx="1381125" cy="904875"/>
-                    </a:xfrm>
-                    <a:prstGeom prst="rect">
-                      <a:avLst/>
-                    </a:prstGeom>
-                    <a:noFill/>
-                    <a:ln>
-                      <a:noFill/>
-                    </a:ln>
-                  </pic:spPr>
-                </pic:pic>
-              </a:graphicData>
-            </a:graphic>
-            <wp14:sizeRelH relativeFrom="page">
-              <wp14:pctWidth>0</wp14:pctWidth>
-            </wp14:sizeRelH>
-            <wp14:sizeRelV relativeFrom="page">
-              <wp14:pctHeight>0</wp14:pctHeight>
-            </wp14:sizeRelV>
-          </wp:anchor>
-        </w:drawing>
-      </w:r>
-      <w:r>
-        <w:rPr>
-          <w:rFonts w:ascii="Arial Narrow" w:hAnsi="Arial Narrow" w:cs="Times New Roman"/>
-          <w:b/>
-          <w:noProof/>
-          <w:sz w:val="20"/>
-          <w:szCs w:val="20"/>
-          <w:lang w:val="en-US"/>
-        </w:rPr>
-        <w:drawing>
-          <wp:anchor distT="0" distB="0" distL="114300" distR="114300" simplePos="0" relativeHeight="251749376" behindDoc="1" locked="0" layoutInCell="1" allowOverlap="1" wp14:anchorId="761DEE61" wp14:editId="5117B73C">
-            <wp:simplePos x="0" y="0"/>
-            <wp:positionH relativeFrom="column">
-              <wp:posOffset>1132840</wp:posOffset>
-            </wp:positionH>
-            <wp:positionV relativeFrom="paragraph">
-              <wp:posOffset>9018270</wp:posOffset>
-            </wp:positionV>
-            <wp:extent cx="1882775" cy="1447800"/>
-            <wp:effectExtent l="0" t="0" r="3175" b="0"/>
-            <wp:wrapNone/>
-            <wp:docPr id="2" name="Picture 2"/>
-            <wp:cNvGraphicFramePr>
-              <a:graphicFrameLocks xmlns:a="http://schemas.openxmlformats.org/drawingml/2006/main" noChangeAspect="1"/>
-            </wp:cNvGraphicFramePr>
-            <a:graphic xmlns:a="http://schemas.openxmlformats.org/drawingml/2006/main">
-              <a:graphicData uri="http://schemas.openxmlformats.org/drawingml/2006/picture">
-                <pic:pic xmlns:pic="http://schemas.openxmlformats.org/drawingml/2006/picture">
-                  <pic:nvPicPr>
-                    <pic:cNvPr id="0" name="Picture 16877402"/>
-                    <pic:cNvPicPr>
-                      <a:picLocks noChangeAspect="1" noChangeArrowheads="1"/>
-                    </pic:cNvPicPr>
-                  </pic:nvPicPr>
-                  <pic:blipFill>
-                    <a:blip r:embed="rId10">
-                      <a:grayscl/>
-                      <a:biLevel thresh="50000"/>
-                      <a:extLst>
-                        <a:ext uri="{28A0092B-C50C-407E-A947-70E740481C1C}">
-                          <a14:useLocalDpi xmlns:a14="http://schemas.microsoft.com/office/drawing/2010/main" val="0"/>
-                        </a:ext>
-                      </a:extLst>
-                    </a:blip>
-                    <a:srcRect/>
-                    <a:stretch>
-                      <a:fillRect/>
-                    </a:stretch>
-                  </pic:blipFill>
-                  <pic:spPr bwMode="auto">
-                    <a:xfrm>
-                      <a:off x="0" y="0"/>
-                      <a:ext cx="1882775" cy="1447800"/>
-                    </a:xfrm>
-                    <a:prstGeom prst="rect">
-                      <a:avLst/>
-                    </a:prstGeom>
-                    <a:noFill/>
-                    <a:ln>
-                      <a:noFill/>
-                    </a:ln>
-                  </pic:spPr>
-                </pic:pic>
-              </a:graphicData>
-            </a:graphic>
-            <wp14:sizeRelH relativeFrom="page">
-              <wp14:pctWidth>0</wp14:pctWidth>
-            </wp14:sizeRelH>
-            <wp14:sizeRelV relativeFrom="page">
-              <wp14:pctHeight>0</wp14:pctHeight>
-            </wp14:sizeRelV>
-          </wp:anchor>
-        </w:drawing>
-      </w:r>
-    </w:p>
-    <w:p>
-      <w:pPr>
-        <w:spacing w:after="0" w:line="240" w:lineRule="auto"/>
-        <w:rPr>
-          <w:rFonts w:ascii="Arial Narrow" w:hAnsi="Arial Narrow" w:cs="Times New Roman"/>
-          <w:b/>
-          <w:sz w:val="20"/>
-          <w:szCs w:val="20"/>
-        </w:rPr>
-      </w:pPr>
-    </w:p>
-    <w:p>
-      <w:pPr>
-        <w:spacing w:after="0" w:line="240" w:lineRule="auto"/>
-        <w:rPr>
-          <w:rFonts w:ascii="Arial Narrow" w:hAnsi="Arial Narrow" w:cs="Times New Roman"/>
-          <w:b/>
-          <w:sz w:val="20"/>
-          <w:szCs w:val="20"/>
-        </w:rPr>
-      </w:pPr>
-      <w:r>
-        <w:rPr>
-          <w:rFonts w:ascii="Arial Narrow" w:hAnsi="Arial Narrow" w:cs="Times New Roman"/>
-          <w:b/>
-          <w:noProof/>
-          <w:sz w:val="20"/>
-          <w:szCs w:val="20"/>
-          <w:lang w:val="en-US"/>
-        </w:rPr>
-        <w:drawing>
-          <wp:anchor distT="0" distB="0" distL="114300" distR="114300" simplePos="0" relativeHeight="251687936" behindDoc="1" locked="0" layoutInCell="1" allowOverlap="1" wp14:anchorId="57762938" wp14:editId="6B1840C7">
-            <wp:simplePos x="0" y="0"/>
-            <wp:positionH relativeFrom="column">
-              <wp:posOffset>4650740</wp:posOffset>
-            </wp:positionH>
-            <wp:positionV relativeFrom="paragraph">
-              <wp:posOffset>9467850</wp:posOffset>
-            </wp:positionV>
-            <wp:extent cx="1805305" cy="506730"/>
-            <wp:effectExtent l="19050" t="0" r="4445" b="0"/>
-            <wp:wrapNone/>
-            <wp:docPr id="4" name="Picture 4" descr="TOPIKK"/>
-            <wp:cNvGraphicFramePr>
-              <a:graphicFrameLocks xmlns:a="http://schemas.openxmlformats.org/drawingml/2006/main" noChangeAspect="1"/>
-            </wp:cNvGraphicFramePr>
-            <a:graphic xmlns:a="http://schemas.openxmlformats.org/drawingml/2006/main">
-              <a:graphicData uri="http://schemas.openxmlformats.org/drawingml/2006/picture">
-                <pic:pic xmlns:pic="http://schemas.openxmlformats.org/drawingml/2006/picture">
-                  <pic:nvPicPr>
-                    <pic:cNvPr id="0" name="Picture 4" descr="TOPIKK"/>
-                    <pic:cNvPicPr>
-                      <a:picLocks noChangeAspect="1" noChangeArrowheads="1"/>
-                    </pic:cNvPicPr>
-                  </pic:nvPicPr>
-                  <pic:blipFill>
-                    <a:blip r:embed="rId11" cstate="print"/>
-                    <a:srcRect/>
-                    <a:stretch>
-                      <a:fillRect/>
-                    </a:stretch>
-                  </pic:blipFill>
-                  <pic:spPr bwMode="auto">
-                    <a:xfrm>
-                      <a:off x="0" y="0"/>
-                      <a:ext cx="1805305" cy="506730"/>
-                    </a:xfrm>
-                    <a:prstGeom prst="rect">
-                      <a:avLst/>
-                    </a:prstGeom>
-                    <a:noFill/>
-                    <a:ln w="9525">
-                      <a:noFill/>
-                      <a:miter lim="800000"/>
-                      <a:headEnd/>
-                      <a:tailEnd/>
-                    </a:ln>
-                  </pic:spPr>
-                </pic:pic>
-              </a:graphicData>
-            </a:graphic>
-          </wp:anchor>
-        </w:drawing>
-      </w:r>
-    </w:p>
-    <w:p>
-      <w:pPr>
-        <w:spacing w:after="0" w:line="240" w:lineRule="auto"/>
-        <w:ind w:left="1440" w:firstLine="720"/>
-        <w:rPr>
-          <w:rFonts w:ascii="Arial Narrow" w:hAnsi="Arial Narrow" w:cs="Times New Roman"/>
-          <w:b/>
-          <w:bCs/>
-          <w:sz w:val="20"/>
-          <w:szCs w:val="20"/>
-        </w:rPr>
-      </w:pPr>
-      <w:bookmarkStart w:id="0" w:name="_Hlk170207593"/>
-      <w:r>
-        <w:rPr>
-          <w:rFonts w:ascii="Arial Narrow" w:hAnsi="Arial Narrow" w:cs="Times New Roman"/>
-          <w:b/>
-          <w:bCs/>
-          <w:noProof/>
-          <w:sz w:val="20"/>
-          <w:szCs w:val="20"/>
-          <w:u w:val="single"/>
-          <w:lang w:val="en-US"/>
-        </w:rPr>
-        <w:drawing>
-          <wp:anchor distT="0" distB="0" distL="114300" distR="114300" simplePos="0" relativeHeight="251503616" behindDoc="1" locked="0" layoutInCell="1" allowOverlap="1" wp14:anchorId="1C7A00AA" wp14:editId="0F7842AB">
-            <wp:simplePos x="0" y="0"/>
-            <wp:positionH relativeFrom="column">
-              <wp:posOffset>1739900</wp:posOffset>
-            </wp:positionH>
-            <wp:positionV relativeFrom="paragraph">
-              <wp:posOffset>8971915</wp:posOffset>
-            </wp:positionV>
-            <wp:extent cx="1047750" cy="981075"/>
-            <wp:effectExtent l="76200" t="57150" r="57150" b="47625"/>
-            <wp:wrapNone/>
-            <wp:docPr id="3" name="Picture 0" descr="kakine.jpg"/>
-            <wp:cNvGraphicFramePr>
-              <a:graphicFrameLocks xmlns:a="http://schemas.openxmlformats.org/drawingml/2006/main" noChangeAspect="1"/>
-            </wp:cNvGraphicFramePr>
-            <a:graphic xmlns:a="http://schemas.openxmlformats.org/drawingml/2006/main">
-              <a:graphicData uri="http://schemas.openxmlformats.org/drawingml/2006/picture">
-                <pic:pic xmlns:pic="http://schemas.openxmlformats.org/drawingml/2006/picture">
-                  <pic:nvPicPr>
-                    <pic:cNvPr id="0" name="Picture 0" descr="kakine.jpg"/>
-                    <pic:cNvPicPr>
-                      <a:picLocks noChangeAspect="1" noChangeArrowheads="1"/>
-                    </pic:cNvPicPr>
-                  </pic:nvPicPr>
-                  <pic:blipFill>
-                    <a:blip r:embed="rId12" cstate="print">
-                      <a:lum bright="-50000" contrast="70000"/>
-                    </a:blip>
-                    <a:srcRect/>
-                    <a:stretch>
-                      <a:fillRect/>
-                    </a:stretch>
-                  </pic:blipFill>
-                  <pic:spPr bwMode="auto">
-                    <a:xfrm rot="-418683">
-                      <a:off x="0" y="0"/>
-                      <a:ext cx="1047750" cy="981075"/>
-                    </a:xfrm>
-                    <a:prstGeom prst="rect">
-                      <a:avLst/>
-                    </a:prstGeom>
-                    <a:noFill/>
-                    <a:ln w="9525">
-                      <a:noFill/>
-                      <a:miter lim="800000"/>
-                      <a:headEnd/>
-                      <a:tailEnd/>
-                    </a:ln>
-                  </pic:spPr>
-                </pic:pic>
-              </a:graphicData>
-            </a:graphic>
-          </wp:anchor>
-        </w:drawing>
-      </w:r>
-      <w:r>
-        <w:rPr>
-          <w:rFonts w:ascii="Arial Narrow" w:hAnsi="Arial Narrow" w:cs="Times New Roman"/>
-          <w:b/>
-          <w:bCs/>
-          <w:noProof/>
-          <w:sz w:val="20"/>
-          <w:szCs w:val="20"/>
-          <w:u w:val="single"/>
-          <w:lang w:val="en-US"/>
-        </w:rPr>
-        <w:drawing>
-          <wp:anchor distT="0" distB="0" distL="114300" distR="114300" simplePos="0" relativeHeight="251626496" behindDoc="1" locked="0" layoutInCell="1" allowOverlap="1" wp14:anchorId="13A2437C" wp14:editId="5303A9B6">
-            <wp:simplePos x="0" y="0"/>
-            <wp:positionH relativeFrom="column">
-              <wp:posOffset>4615180</wp:posOffset>
-            </wp:positionH>
-            <wp:positionV relativeFrom="paragraph">
-              <wp:posOffset>8862695</wp:posOffset>
-            </wp:positionV>
-            <wp:extent cx="1805305" cy="506730"/>
-            <wp:effectExtent l="19050" t="0" r="4445" b="0"/>
-            <wp:wrapNone/>
-            <wp:docPr id="8" name="Picture 8" descr="TOPIKK"/>
-            <wp:cNvGraphicFramePr>
-              <a:graphicFrameLocks xmlns:a="http://schemas.openxmlformats.org/drawingml/2006/main" noChangeAspect="1"/>
-            </wp:cNvGraphicFramePr>
-            <a:graphic xmlns:a="http://schemas.openxmlformats.org/drawingml/2006/main">
-              <a:graphicData uri="http://schemas.openxmlformats.org/drawingml/2006/picture">
-                <pic:pic xmlns:pic="http://schemas.openxmlformats.org/drawingml/2006/picture">
-                  <pic:nvPicPr>
-                    <pic:cNvPr id="0" name="Picture 8" descr="TOPIKK"/>
-                    <pic:cNvPicPr>
-                      <a:picLocks noChangeAspect="1" noChangeArrowheads="1"/>
-                    </pic:cNvPicPr>
-                  </pic:nvPicPr>
-                  <pic:blipFill>
-                    <a:blip r:embed="rId11" cstate="print"/>
-                    <a:srcRect/>
-                    <a:stretch>
-                      <a:fillRect/>
-                    </a:stretch>
-                  </pic:blipFill>
-                  <pic:spPr bwMode="auto">
-                    <a:xfrm>
-                      <a:off x="0" y="0"/>
-                      <a:ext cx="1805305" cy="506730"/>
-                    </a:xfrm>
-                    <a:prstGeom prst="rect">
-                      <a:avLst/>
-                    </a:prstGeom>
-                    <a:noFill/>
-                    <a:ln w="9525">
-                      <a:noFill/>
-                      <a:miter lim="800000"/>
-                      <a:headEnd/>
-                      <a:tailEnd/>
-                    </a:ln>
-                  </pic:spPr>
-                </pic:pic>
-              </a:graphicData>
-            </a:graphic>
-          </wp:anchor>
-        </w:drawing>
-      </w:r>
-      <w:r>
-        <w:rPr>
-          <w:rFonts w:ascii="Arial Narrow" w:hAnsi="Arial Narrow" w:cs="Times New Roman"/>
-          <w:b/>
-          <w:bCs/>
-          <w:noProof/>
-          <w:sz w:val="20"/>
-          <w:szCs w:val="20"/>
-          <w:u w:val="single"/>
-          <w:lang w:val="en-US"/>
-        </w:rPr>
-        <w:drawing>
-          <wp:anchor distT="0" distB="0" distL="114300" distR="114300" simplePos="0" relativeHeight="251565056" behindDoc="1" locked="0" layoutInCell="1" allowOverlap="1" wp14:anchorId="4E9297C3" wp14:editId="68D4FC36">
-            <wp:simplePos x="0" y="0"/>
-            <wp:positionH relativeFrom="column">
-              <wp:posOffset>1828800</wp:posOffset>
-            </wp:positionH>
-            <wp:positionV relativeFrom="paragraph">
-              <wp:posOffset>8571865</wp:posOffset>
-            </wp:positionV>
-            <wp:extent cx="1047750" cy="981075"/>
-            <wp:effectExtent l="76200" t="57150" r="57150" b="47625"/>
-            <wp:wrapNone/>
-            <wp:docPr id="6" name="Picture 0" descr="kakine.jpg"/>
-            <wp:cNvGraphicFramePr>
-              <a:graphicFrameLocks xmlns:a="http://schemas.openxmlformats.org/drawingml/2006/main" noChangeAspect="1"/>
-            </wp:cNvGraphicFramePr>
-            <a:graphic xmlns:a="http://schemas.openxmlformats.org/drawingml/2006/main">
-              <a:graphicData uri="http://schemas.openxmlformats.org/drawingml/2006/picture">
-                <pic:pic xmlns:pic="http://schemas.openxmlformats.org/drawingml/2006/picture">
-                  <pic:nvPicPr>
-                    <pic:cNvPr id="0" name="Picture 0" descr="kakine.jpg"/>
-                    <pic:cNvPicPr>
-                      <a:picLocks noChangeAspect="1" noChangeArrowheads="1"/>
-                    </pic:cNvPicPr>
-                  </pic:nvPicPr>
-                  <pic:blipFill>
-                    <a:blip r:embed="rId12" cstate="print">
-                      <a:lum bright="-50000" contrast="70000"/>
-                    </a:blip>
-                    <a:srcRect/>
-                    <a:stretch>
-                      <a:fillRect/>
-                    </a:stretch>
-                  </pic:blipFill>
-                  <pic:spPr bwMode="auto">
-                    <a:xfrm rot="-418683">
-                      <a:off x="0" y="0"/>
-                      <a:ext cx="1047750" cy="981075"/>
-                    </a:xfrm>
-                    <a:prstGeom prst="rect">
-                      <a:avLst/>
-                    </a:prstGeom>
-                    <a:noFill/>
-                    <a:ln w="9525">
-                      <a:noFill/>
-                      <a:miter lim="800000"/>
-                      <a:headEnd/>
-                      <a:tailEnd/>
-                    </a:ln>
-                  </pic:spPr>
-                </pic:pic>
-              </a:graphicData>
-            </a:graphic>
-          </wp:anchor>
-        </w:drawing>
-      </w:r>
-      <w:r>
-        <w:rPr>
-          <w:rFonts w:ascii="Arial Narrow" w:hAnsi="Arial Narrow" w:cs="Times New Roman"/>
-          <w:b/>
-          <w:bCs/>
-          <w:sz w:val="20"/>
-          <w:szCs w:val="20"/>
-          <w:u w:val="single"/>
-        </w:rPr>
-        <w:t xml:space="preserve">H. </w:t>
-      </w:r>
-      <w:r>
-        <w:rPr>
-          <w:rFonts w:ascii="Arial Narrow" w:hAnsi="Arial Narrow" w:cs="Times New Roman"/>
-          <w:b/>
-          <w:bCs/>
-          <w:sz w:val="20"/>
-          <w:szCs w:val="20"/>
-          <w:u w:val="single"/>
-        </w:rPr>
-        <w:t>ALI SODIQIN, S.Ag., M.Pd.I</w:t>
-      </w:r>
-      <w:r>
-        <w:rPr>
-          <w:rFonts w:ascii="Arial Narrow" w:hAnsi="Arial Narrow" w:cs="Times New Roman"/>
-          <w:b/>
-          <w:bCs/>
-          <w:sz w:val="20"/>
-          <w:szCs w:val="20"/>
-        </w:rPr>
-        <w:tab/>
-      </w:r>
-      <w:r>
-        <w:rPr>
-          <w:rFonts w:ascii="Arial Narrow" w:hAnsi="Arial Narrow" w:cs="Times New Roman"/>
-          <w:b/>
-          <w:bCs/>
-          <w:sz w:val="20"/>
-          <w:szCs w:val="20"/>
-        </w:rPr>
-        <w:tab/>
-      </w:r>
-      <w:r>
-        <w:rPr>
-          <w:rFonts w:ascii="Arial Narrow" w:hAnsi="Arial Narrow" w:cs="Times New Roman"/>
-          <w:b/>
-          <w:bCs/>
-          <w:sz w:val="20"/>
-          <w:szCs w:val="20"/>
-        </w:rPr>
-        <w:tab/>
-      </w:r>
-      <w:r>
-        <w:rPr>
-          <w:rFonts w:ascii="Arial Narrow" w:hAnsi="Arial Narrow" w:cs="Times New Roman"/>
-          <w:b/>
-          <w:bCs/>
-          <w:sz w:val="20"/>
-          <w:szCs w:val="20"/>
-        </w:rPr>
-        <w:tab/>
-      </w:r>
-      <w:r>
-        <w:rPr>
-          <w:rFonts w:ascii="Arial Narrow" w:hAnsi="Arial Narrow" w:cs="Times New Roman"/>
-          <w:b/>
-          <w:bCs/>
-          <w:sz w:val="20"/>
-          <w:szCs w:val="20"/>
-          <w:u w:val="single"/>
-        </w:rPr>
-        <w:t>NGADINO, S.Pd.I</w:t>
-      </w:r>
-    </w:p>
-    <w:p>
-      <w:pPr>
-        <w:spacing w:after="0" w:line="240" w:lineRule="auto"/>
-        <w:ind w:left="2160" w:firstLine="720"/>
-        <w:rPr>
-          <w:rFonts w:ascii="Arial Narrow" w:hAnsi="Arial Narrow" w:cs="Times New Roman"/>
-          <w:b/>
-          <w:bCs/>
-          <w:i/>
-          <w:iCs/>
-          <w:sz w:val="20"/>
-          <w:szCs w:val="20"/>
-        </w:rPr>
-      </w:pPr>
-      <w:r>
-        <w:rPr>
-          <w:rFonts w:ascii="Arial Narrow" w:hAnsi="Arial Narrow" w:cs="Times New Roman"/>
-          <w:b/>
-          <w:bCs/>
-          <w:i/>
-          <w:iCs/>
-          <w:sz w:val="20"/>
-          <w:szCs w:val="20"/>
-        </w:rPr>
-        <w:t xml:space="preserve"> Ketua </w:t>
-      </w:r>
-      <w:r>
-        <w:rPr>
-          <w:rFonts w:ascii="Arial Narrow" w:hAnsi="Arial Narrow" w:cs="Times New Roman"/>
-          <w:b/>
-          <w:bCs/>
-          <w:i/>
-          <w:iCs/>
-          <w:sz w:val="20"/>
-          <w:szCs w:val="20"/>
-        </w:rPr>
-        <w:tab/>
-      </w:r>
-      <w:r>
-        <w:rPr>
-          <w:rFonts w:ascii="Arial Narrow" w:hAnsi="Arial Narrow" w:cs="Times New Roman"/>
-          <w:b/>
-          <w:bCs/>
-          <w:i/>
-          <w:iCs/>
-          <w:sz w:val="20"/>
-          <w:szCs w:val="20"/>
-        </w:rPr>
-        <w:tab/>
-      </w:r>
-      <w:r>
-        <w:rPr>
-          <w:rFonts w:ascii="Arial Narrow" w:hAnsi="Arial Narrow" w:cs="Times New Roman"/>
-          <w:b/>
-          <w:bCs/>
-          <w:i/>
-          <w:iCs/>
-          <w:sz w:val="20"/>
-          <w:szCs w:val="20"/>
-        </w:rPr>
-        <w:tab/>
-      </w:r>
-      <w:r>
-        <w:rPr>
-          <w:rFonts w:ascii="Arial Narrow" w:hAnsi="Arial Narrow" w:cs="Times New Roman"/>
-          <w:b/>
-          <w:bCs/>
-          <w:i/>
-          <w:iCs/>
-          <w:sz w:val="20"/>
-          <w:szCs w:val="20"/>
-        </w:rPr>
-        <w:tab/>
-      </w:r>
-      <w:r>
-        <w:rPr>
-          <w:rFonts w:ascii="Arial Narrow" w:hAnsi="Arial Narrow" w:cs="Times New Roman"/>
-          <w:b/>
-          <w:bCs/>
-          <w:i/>
-          <w:iCs/>
-          <w:sz w:val="20"/>
-          <w:szCs w:val="20"/>
-        </w:rPr>
-        <w:tab/>
-        <w:t xml:space="preserve">     </w:t>
-      </w:r>
-      <w:r>
-        <w:rPr>
-          <w:rFonts w:ascii="Arial Narrow" w:hAnsi="Arial Narrow" w:cs="Times New Roman"/>
-          <w:b/>
-          <w:bCs/>
-          <w:i/>
-          <w:iCs/>
-          <w:sz w:val="20"/>
-          <w:szCs w:val="20"/>
-        </w:rPr>
-        <w:t>Sekretaris</w:t>
-      </w:r>
-    </w:p>
-    <w:p>
-      <w:pPr>
-        <w:spacing w:after="0" w:line="240" w:lineRule="auto"/>
-        <w:rPr>
-          <w:rFonts w:ascii="Arial Narrow" w:hAnsi="Arial Narrow" w:cs="Times New Roman"/>
           <w:sz w:val="20"/>
           <w:szCs w:val="20"/>
         </w:rPr>
@@ -5869,7 +5429,6 @@
           <w:tcPr>
             <w:tcW w:w="7054" w:type="dxa"/>
           </w:tcPr>
-          <w:bookmarkEnd w:id="0"/>
           <w:p>
             <w:pPr>
               <w:spacing w:after="0" w:line="240" w:lineRule="auto"/>
@@ -5879,6 +5438,287 @@
                 <w:szCs w:val="20"/>
               </w:rPr>
             </w:pPr>
+            <w:r>
+              <w:rPr>
+                <w:rFonts w:ascii="Arial Narrow" w:hAnsi="Arial Narrow" w:cs="Times New Roman"/>
+                <w:b/>
+                <w:noProof/>
+                <w:sz w:val="20"/>
+                <w:szCs w:val="20"/>
+                <w:lang w:val="en-US"/>
+              </w:rPr>
+              <w:drawing>
+                <wp:anchor distT="0" distB="0" distL="114300" distR="114300" simplePos="0" relativeHeight="251872256" behindDoc="1" locked="0" layoutInCell="1" allowOverlap="1" wp14:anchorId="655878AF" wp14:editId="406DDB09">
+                  <wp:simplePos x="0" y="0"/>
+                  <wp:positionH relativeFrom="column">
+                    <wp:posOffset>4047490</wp:posOffset>
+                  </wp:positionH>
+                  <wp:positionV relativeFrom="paragraph">
+                    <wp:posOffset>9251315</wp:posOffset>
+                  </wp:positionV>
+                  <wp:extent cx="1456690" cy="1439545"/>
+                  <wp:effectExtent l="0" t="0" r="0" b="8255"/>
+                  <wp:wrapNone/>
+                  <wp:docPr id="7" name="Picture 7"/>
+                  <wp:cNvGraphicFramePr>
+                    <a:graphicFrameLocks xmlns:a="http://schemas.openxmlformats.org/drawingml/2006/main" noChangeAspect="1"/>
+                  </wp:cNvGraphicFramePr>
+                  <a:graphic xmlns:a="http://schemas.openxmlformats.org/drawingml/2006/main">
+                    <a:graphicData uri="http://schemas.openxmlformats.org/drawingml/2006/picture">
+                      <pic:pic xmlns:pic="http://schemas.openxmlformats.org/drawingml/2006/picture">
+                        <pic:nvPicPr>
+                          <pic:cNvPr id="0" name="Picture 1"/>
+                          <pic:cNvPicPr>
+                            <a:picLocks noChangeAspect="1" noChangeArrowheads="1"/>
+                          </pic:cNvPicPr>
+                        </pic:nvPicPr>
+                        <pic:blipFill>
+                          <a:blip r:embed="rId8">
+                            <a:extLst>
+                              <a:ext uri="{28A0092B-C50C-407E-A947-70E740481C1C}">
+                                <a14:useLocalDpi xmlns:a14="http://schemas.microsoft.com/office/drawing/2010/main" val="0"/>
+                              </a:ext>
+                            </a:extLst>
+                          </a:blip>
+                          <a:srcRect l="9685" t="22395" r="15308" b="21944"/>
+                          <a:stretch>
+                            <a:fillRect/>
+                          </a:stretch>
+                        </pic:blipFill>
+                        <pic:spPr bwMode="auto">
+                          <a:xfrm>
+                            <a:off x="0" y="0"/>
+                            <a:ext cx="1456690" cy="1439545"/>
+                          </a:xfrm>
+                          <a:prstGeom prst="rect">
+                            <a:avLst/>
+                          </a:prstGeom>
+                          <a:noFill/>
+                          <a:ln>
+                            <a:noFill/>
+                          </a:ln>
+                        </pic:spPr>
+                      </pic:pic>
+                    </a:graphicData>
+                  </a:graphic>
+                  <wp14:sizeRelH relativeFrom="page">
+                    <wp14:pctWidth>0</wp14:pctWidth>
+                  </wp14:sizeRelH>
+                  <wp14:sizeRelV relativeFrom="page">
+                    <wp14:pctHeight>0</wp14:pctHeight>
+                  </wp14:sizeRelV>
+                </wp:anchor>
+              </w:drawing>
+            </w:r>
+            <w:r>
+              <w:rPr>
+                <w:rFonts w:ascii="Arial Narrow" w:hAnsi="Arial Narrow" w:cs="Times New Roman"/>
+                <w:b/>
+                <w:noProof/>
+                <w:sz w:val="20"/>
+                <w:szCs w:val="20"/>
+                <w:lang w:val="en-US"/>
+              </w:rPr>
+              <w:drawing>
+                <wp:anchor distT="0" distB="0" distL="114300" distR="114300" simplePos="0" relativeHeight="251810816" behindDoc="1" locked="0" layoutInCell="1" allowOverlap="1" wp14:anchorId="5396476F" wp14:editId="5178CED8">
+                  <wp:simplePos x="0" y="0"/>
+                  <wp:positionH relativeFrom="column">
+                    <wp:posOffset>4906645</wp:posOffset>
+                  </wp:positionH>
+                  <wp:positionV relativeFrom="paragraph">
+                    <wp:posOffset>9259570</wp:posOffset>
+                  </wp:positionV>
+                  <wp:extent cx="1381125" cy="904875"/>
+                  <wp:effectExtent l="0" t="0" r="9525" b="9525"/>
+                  <wp:wrapNone/>
+                  <wp:docPr id="5" name="Picture 5" descr="G:\ttd P. Amrul.jpg"/>
+                  <wp:cNvGraphicFramePr>
+                    <a:graphicFrameLocks xmlns:a="http://schemas.openxmlformats.org/drawingml/2006/main" noChangeAspect="1"/>
+                  </wp:cNvGraphicFramePr>
+                  <a:graphic xmlns:a="http://schemas.openxmlformats.org/drawingml/2006/main">
+                    <a:graphicData uri="http://schemas.openxmlformats.org/drawingml/2006/picture">
+                      <pic:pic xmlns:pic="http://schemas.openxmlformats.org/drawingml/2006/picture">
+                        <pic:nvPicPr>
+                          <pic:cNvPr id="0" name="Picture 990316575" descr="G:\ttd P. Amrul.jpg"/>
+                          <pic:cNvPicPr>
+                            <a:picLocks noChangeAspect="1" noChangeArrowheads="1"/>
+                          </pic:cNvPicPr>
+                        </pic:nvPicPr>
+                        <pic:blipFill>
+                          <a:blip r:embed="rId9">
+                            <a:extLst>
+                              <a:ext uri="{28A0092B-C50C-407E-A947-70E740481C1C}">
+                                <a14:useLocalDpi xmlns:a14="http://schemas.microsoft.com/office/drawing/2010/main" val="0"/>
+                              </a:ext>
+                            </a:extLst>
+                          </a:blip>
+                          <a:srcRect/>
+                          <a:stretch>
+                            <a:fillRect/>
+                          </a:stretch>
+                        </pic:blipFill>
+                        <pic:spPr bwMode="auto">
+                          <a:xfrm>
+                            <a:off x="0" y="0"/>
+                            <a:ext cx="1381125" cy="904875"/>
+                          </a:xfrm>
+                          <a:prstGeom prst="rect">
+                            <a:avLst/>
+                          </a:prstGeom>
+                          <a:noFill/>
+                          <a:ln>
+                            <a:noFill/>
+                          </a:ln>
+                        </pic:spPr>
+                      </pic:pic>
+                    </a:graphicData>
+                  </a:graphic>
+                  <wp14:sizeRelH relativeFrom="page">
+                    <wp14:pctWidth>0</wp14:pctWidth>
+                  </wp14:sizeRelH>
+                  <wp14:sizeRelV relativeFrom="page">
+                    <wp14:pctHeight>0</wp14:pctHeight>
+                  </wp14:sizeRelV>
+                </wp:anchor>
+              </w:drawing>
+            </w:r>
+            <w:r>
+              <w:rPr>
+                <w:rFonts w:ascii="Arial Narrow" w:hAnsi="Arial Narrow" w:cs="Times New Roman"/>
+                <w:b/>
+                <w:noProof/>
+                <w:sz w:val="20"/>
+                <w:szCs w:val="20"/>
+                <w:lang w:val="en-US"/>
+              </w:rPr>
+              <w:drawing>
+                <wp:anchor distT="0" distB="0" distL="114300" distR="114300" simplePos="0" relativeHeight="251749376" behindDoc="1" locked="0" layoutInCell="1" allowOverlap="1" wp14:anchorId="761DEE61" wp14:editId="5117B73C">
+                  <wp:simplePos x="0" y="0"/>
+                  <wp:positionH relativeFrom="column">
+                    <wp:posOffset>1132840</wp:posOffset>
+                  </wp:positionH>
+                  <wp:positionV relativeFrom="paragraph">
+                    <wp:posOffset>9018270</wp:posOffset>
+                  </wp:positionV>
+                  <wp:extent cx="1882775" cy="1447800"/>
+                  <wp:effectExtent l="0" t="0" r="3175" b="0"/>
+                  <wp:wrapNone/>
+                  <wp:docPr id="2" name="Picture 2"/>
+                  <wp:cNvGraphicFramePr>
+                    <a:graphicFrameLocks xmlns:a="http://schemas.openxmlformats.org/drawingml/2006/main" noChangeAspect="1"/>
+                  </wp:cNvGraphicFramePr>
+                  <a:graphic xmlns:a="http://schemas.openxmlformats.org/drawingml/2006/main">
+                    <a:graphicData uri="http://schemas.openxmlformats.org/drawingml/2006/picture">
+                      <pic:pic xmlns:pic="http://schemas.openxmlformats.org/drawingml/2006/picture">
+                        <pic:nvPicPr>
+                          <pic:cNvPr id="0" name="Picture 16877402"/>
+                          <pic:cNvPicPr>
+                            <a:picLocks noChangeAspect="1" noChangeArrowheads="1"/>
+                          </pic:cNvPicPr>
+                        </pic:nvPicPr>
+                        <pic:blipFill>
+                          <a:blip r:embed="rId10">
+                            <a:grayscl/>
+                            <a:biLevel thresh="50000"/>
+                            <a:extLst>
+                              <a:ext uri="{28A0092B-C50C-407E-A947-70E740481C1C}">
+                                <a14:useLocalDpi xmlns:a14="http://schemas.microsoft.com/office/drawing/2010/main" val="0"/>
+                              </a:ext>
+                            </a:extLst>
+                          </a:blip>
+                          <a:srcRect/>
+                          <a:stretch>
+                            <a:fillRect/>
+                          </a:stretch>
+                        </pic:blipFill>
+                        <pic:spPr bwMode="auto">
+                          <a:xfrm>
+                            <a:off x="0" y="0"/>
+                            <a:ext cx="1882775" cy="1447800"/>
+                          </a:xfrm>
+                          <a:prstGeom prst="rect">
+                            <a:avLst/>
+                          </a:prstGeom>
+                          <a:noFill/>
+                          <a:ln>
+                            <a:noFill/>
+                          </a:ln>
+                        </pic:spPr>
+                      </pic:pic>
+                    </a:graphicData>
+                  </a:graphic>
+                  <wp14:sizeRelH relativeFrom="page">
+                    <wp14:pctWidth>0</wp14:pctWidth>
+                  </wp14:sizeRelH>
+                  <wp14:sizeRelV relativeFrom="page">
+                    <wp14:pctHeight>0</wp14:pctHeight>
+                  </wp14:sizeRelV>
+                </wp:anchor>
+              </w:drawing>
+            </w:r>
+            <w:r>
+              <w:rPr>
+                <w:rFonts w:ascii="Arial Narrow" w:hAnsi="Arial Narrow" w:cs="Times New Roman"/>
+                <w:b/>
+                <w:noProof/>
+                <w:sz w:val="20"/>
+                <w:szCs w:val="20"/>
+                <w:lang w:val="en-US"/>
+              </w:rPr>
+              <w:drawing>
+                <wp:anchor distT="0" distB="0" distL="114300" distR="114300" simplePos="0" relativeHeight="251687936" behindDoc="1" locked="0" layoutInCell="1" allowOverlap="1" wp14:anchorId="57762938" wp14:editId="6B1840C7">
+                  <wp:simplePos x="0" y="0"/>
+                  <wp:positionH relativeFrom="column">
+                    <wp:posOffset>4650740</wp:posOffset>
+                  </wp:positionH>
+                  <wp:positionV relativeFrom="paragraph">
+                    <wp:posOffset>9467850</wp:posOffset>
+                  </wp:positionV>
+                  <wp:extent cx="1805305" cy="506730"/>
+                  <wp:effectExtent l="19050" t="0" r="4445" b="0"/>
+                  <wp:wrapNone/>
+                  <wp:docPr id="4" name="Picture 4" descr="TOPIKK"/>
+                  <wp:cNvGraphicFramePr>
+                    <a:graphicFrameLocks xmlns:a="http://schemas.openxmlformats.org/drawingml/2006/main" noChangeAspect="1"/>
+                  </wp:cNvGraphicFramePr>
+                  <a:graphic xmlns:a="http://schemas.openxmlformats.org/drawingml/2006/main">
+                    <a:graphicData uri="http://schemas.openxmlformats.org/drawingml/2006/picture">
+                      <pic:pic xmlns:pic="http://schemas.openxmlformats.org/drawingml/2006/picture">
+                        <pic:nvPicPr>
+                          <pic:cNvPr id="0" name="Picture 4" descr="TOPIKK"/>
+                          <pic:cNvPicPr>
+                            <a:picLocks noChangeAspect="1" noChangeArrowheads="1"/>
+                          </pic:cNvPicPr>
+                        </pic:nvPicPr>
+                        <pic:blipFill>
+                          <a:blip r:embed="rId11" cstate="print"/>
+                          <a:srcRect/>
+                          <a:stretch>
+                            <a:fillRect/>
+                          </a:stretch>
+                        </pic:blipFill>
+                        <pic:spPr bwMode="auto">
+                          <a:xfrm>
+                            <a:off x="0" y="0"/>
+                            <a:ext cx="1805305" cy="506730"/>
+                          </a:xfrm>
+                          <a:prstGeom prst="rect">
+                            <a:avLst/>
+                          </a:prstGeom>
+                          <a:noFill/>
+                          <a:ln w="9525">
+                            <a:noFill/>
+                            <a:miter lim="800000"/>
+                            <a:headEnd/>
+                            <a:tailEnd/>
+                          </a:ln>
+                        </pic:spPr>
+                      </pic:pic>
+                    </a:graphicData>
+                  </a:graphic>
+                </wp:anchor>
+              </w:drawing>
+            </w:r>
             <w:r>
               <w:rPr>
                 <w:rFonts w:ascii="Arial Narrow" w:hAnsi="Arial Narrow" w:cs="Times New Roman"/>
@@ -6000,7 +5840,7 @@
       </w:r>
     </w:p>
     <w:sectPr>
-      <w:headerReference w:type="default" r:id="rId13"/>
+      <w:headerReference w:type="default" r:id="rId12"/>
       <w:pgSz w:w="12242" w:h="20163"/>
       <w:pgMar w:top="1440" w:right="851" w:bottom="1440" w:left="851" w:header="624" w:footer="709" w:gutter="0"/>
       <w:cols w:space="708"/>
@@ -13020,6 +12860,9 @@
   <wne:recipientData>
     <wne:active wne:val="1"/>
     <wne:hash wne:val="2117494965"/>
+  </wne:recipientData>
+  <wne:recipientData>
+    <wne:active wne:val="1"/>
   </wne:recipientData>
   <wne:recipientData>
     <wne:active wne:val="1"/>
